--- a/portfolio/VidShare-포트폴리오.docx
+++ b/portfolio/VidShare-포트폴리오.docx
@@ -354,7 +354,7 @@
                 <w:color w:val="1A1D24"/>
                 <w:sz w:val="19"/>
               </w:rPr>
-              <w:t>2026-08-14 ~ 2026-09-07 (약 3.5주)</w:t>
+              <w:t>2026-08-14 ~ 2026-10-02 (기능 3.5주 + PostgreSQL 전환·배포 준비)</w:t>
             </w:r>
           </w:p>
         </w:tc>
@@ -447,7 +447,7 @@
                 <w:color w:val="1A1D24"/>
                 <w:sz w:val="19"/>
               </w:rPr>
-              <w:t xml:space="preserve"> 브랜치, 커밋 162건 — 커밋마다 상세 기록 문서 동반</w:t>
+              <w:t xml:space="preserve"> 브랜치, 커밋 177건 — 커밋마다 상세 기록 문서 동반 · GitHub Actions CI</w:t>
             </w:r>
           </w:p>
         </w:tc>
@@ -769,7 +769,7 @@
                 <w:color w:val="1A1D24"/>
                 <w:sz w:val="19"/>
               </w:rPr>
-              <w:t>163개 파일, 약 15,700줄</w:t>
+              <w:t>169개 파일, 약 16,100줄 (테스트·스크립트 제외)</w:t>
             </w:r>
           </w:p>
         </w:tc>
@@ -895,7 +895,7 @@
                 <w:color w:val="1A1D24"/>
                 <w:sz w:val="19"/>
               </w:rPr>
-              <w:t>22개</w:t>
+              <w:t>22개 (PostgreSQL 16, 버전 관리 마이그레이션)</w:t>
             </w:r>
           </w:p>
         </w:tc>
@@ -937,7 +937,7 @@
                 <w:color w:val="1A1D24"/>
                 <w:sz w:val="19"/>
               </w:rPr>
-              <w:t>177건 (백엔드 137 · 프론트 32 · E2E 8 시나리오)</w:t>
+              <w:t>188건 (백엔드 148 · 프론트 32 · E2E 8 시나리오) — E2E 외 180건은 CI 에서 자동 실행</w:t>
             </w:r>
           </w:p>
         </w:tc>
@@ -979,7 +979,7 @@
                 <w:color w:val="1A1D24"/>
                 <w:sz w:val="19"/>
               </w:rPr>
-              <w:t>아키텍처 · 배포 · 보안 · 로드맵 + 커밋 상세 92편</w:t>
+              <w:t>아키텍처 · 배포 · 운영 절차서 · 보안 · 로드맵 + 커밋 상세 100편</w:t>
             </w:r>
           </w:p>
         </w:tc>
@@ -1393,7 +1393,7 @@
                 <w:color w:val="1A1D24"/>
                 <w:sz w:val="19"/>
               </w:rPr>
-              <w:t>SQLite (</w:t>
+              <w:t>PostgreSQL 16 (</w:t>
             </w:r>
             <w:r>
               <w:rPr>
@@ -1402,7 +1402,7 @@
                 <w:color w:val="223355"/>
                 <w:sz w:val="18"/>
               </w:rPr>
-              <w:t>better-sqlite3</w:t>
+              <w:t>pg</w:t>
             </w:r>
             <w:r>
               <w:rPr>
@@ -1431,7 +1431,25 @@
                 <w:color w:val="1A1D24"/>
                 <w:sz w:val="19"/>
               </w:rPr>
-              <w:t>설치 없이 영속화. 동기 API라 트랜잭션 코드가 단순</w:t>
+              <w:t xml:space="preserve">버전 관리 마이그레이션 · </w:t>
+            </w:r>
+            <w:r>
+              <w:rPr>
+                <w:rFonts w:ascii="Consolas" w:hAnsi="Consolas" w:eastAsia="Consolas"/>
+                <w:b w:val="0"/>
+                <w:color w:val="223355"/>
+                <w:sz w:val="18"/>
+              </w:rPr>
+              <w:t>pg_dump</w:t>
+            </w:r>
+            <w:r>
+              <w:rPr>
+                <w:rFonts w:ascii="맑은 고딕" w:hAnsi="맑은 고딕" w:eastAsia="맑은 고딕"/>
+                <w:b w:val="0"/>
+                <w:color w:val="1A1D24"/>
+                <w:sz w:val="19"/>
+              </w:rPr>
+              <w:t xml:space="preserve"> 백업. SQLite 로 시작해 배포 전에 전환 (7.5)</w:t>
             </w:r>
           </w:p>
         </w:tc>
@@ -1739,7 +1757,7 @@
                 <w:color w:val="1A1D24"/>
                 <w:sz w:val="19"/>
               </w:rPr>
-              <w:t xml:space="preserve"> + supertest, Playwright</w:t>
+              <w:t xml:space="preserve"> + supertest, Playwright, GitHub Actions</w:t>
             </w:r>
           </w:p>
         </w:tc>
@@ -1759,7 +1777,7 @@
                 <w:color w:val="1A1D24"/>
                 <w:sz w:val="19"/>
               </w:rPr>
-              <w:t>런타임 내장 러너로 의존성 최소화</w:t>
+              <w:t>런타임 내장 러너로 의존성 최소화. CI 는 Postgres 서비스 컨테이너</w:t>
             </w:r>
           </w:p>
         </w:tc>
@@ -1801,7 +1819,7 @@
                 <w:color w:val="1A1D24"/>
                 <w:sz w:val="19"/>
               </w:rPr>
-              <w:t>Cloudflare Workers (OpenNext), Cloudflare Tunnel</w:t>
+              <w:t>Cloudflare Workers (OpenNext) · Oracle Cloud VM (Caddy + systemd)</w:t>
             </w:r>
           </w:p>
         </w:tc>
@@ -1821,7 +1839,7 @@
                 <w:color w:val="1A1D24"/>
                 <w:sz w:val="19"/>
               </w:rPr>
-              <w:t>프론트 2종은 엣지, 백엔드는 로컬 노출</w:t>
+              <w:t>프론트 2종은 엣지, 백엔드는 디스크가 붙은 VM 1대</w:t>
             </w:r>
           </w:p>
         </w:tc>
@@ -2442,7 +2460,7 @@
           <w:color w:val="223355"/>
           <w:sz w:val="20"/>
         </w:rPr>
-        <w:t xml:space="preserve">             [SQLite]  data/vidshare.sqlite  (22 tables)</w:t>
+        <w:t xml:space="preserve">             [PostgreSQL 16]  22 tables + schema_migrations</w:t>
       </w:r>
     </w:p>
     <w:p>
@@ -2458,7 +2476,7 @@
           <w:color w:val="223355"/>
           <w:sz w:val="20"/>
         </w:rPr>
-        <w:t xml:space="preserve">             [Files]   uploads/  (DB엔 /uploads/&lt;uuid&gt;.ext 경로만)</w:t>
+        <w:t xml:space="preserve">             [Files]   UPLOADS_PATH  (DB엔 /uploads/&lt;uuid&gt;.ext 경로만)</w:t>
       </w:r>
     </w:p>
     <w:p>
@@ -2566,7 +2584,25 @@
           <w:color w:val="1A1D24"/>
           <w:sz w:val="21"/>
         </w:rPr>
-        <w:t>인증이 필요한 라우트는 `requireRequestUser(req)` 로 시작한다.</w:t>
+        <w:t xml:space="preserve">인증이 필요한 라우트는 </w:t>
+      </w:r>
+      <w:r>
+        <w:rPr>
+          <w:rFonts w:ascii="Consolas" w:hAnsi="Consolas" w:eastAsia="Consolas"/>
+          <w:b/>
+          <w:color w:val="223355"/>
+          <w:sz w:val="20"/>
+        </w:rPr>
+        <w:t>requireRequestUser(req)</w:t>
+      </w:r>
+      <w:r>
+        <w:rPr>
+          <w:rFonts w:ascii="맑은 고딕" w:hAnsi="맑은 고딕" w:eastAsia="맑은 고딕"/>
+          <w:b/>
+          <w:color w:val="1A1D24"/>
+          <w:sz w:val="21"/>
+        </w:rPr>
+        <w:t xml:space="preserve"> 로 시작한다.</w:t>
       </w:r>
       <w:r>
         <w:rPr>
@@ -2591,7 +2627,25 @@
           <w:color w:val="1A1D24"/>
           <w:sz w:val="21"/>
         </w:rPr>
-        <w:t>소유자 스코프 테이블은 전부 `WHERE owner_id = ?` 로 격리한다.</w:t>
+        <w:t xml:space="preserve">소유자 스코프 테이블은 전부 </w:t>
+      </w:r>
+      <w:r>
+        <w:rPr>
+          <w:rFonts w:ascii="Consolas" w:hAnsi="Consolas" w:eastAsia="Consolas"/>
+          <w:b/>
+          <w:color w:val="223355"/>
+          <w:sz w:val="20"/>
+        </w:rPr>
+        <w:t>WHERE owner_id = ?</w:t>
+      </w:r>
+      <w:r>
+        <w:rPr>
+          <w:rFonts w:ascii="맑은 고딕" w:hAnsi="맑은 고딕" w:eastAsia="맑은 고딕"/>
+          <w:b/>
+          <w:color w:val="1A1D24"/>
+          <w:sz w:val="21"/>
+        </w:rPr>
+        <w:t xml:space="preserve"> 로 격리한다.</w:t>
       </w:r>
       <w:r>
         <w:rPr>
@@ -2616,7 +2670,43 @@
           <w:color w:val="1A1D24"/>
           <w:sz w:val="21"/>
         </w:rPr>
-        <w:t>프론트는 `lib/api.ts` 를 거치지 않고 `fetch` 하지 않는다.</w:t>
+        <w:t xml:space="preserve">프론트는 </w:t>
+      </w:r>
+      <w:r>
+        <w:rPr>
+          <w:rFonts w:ascii="Consolas" w:hAnsi="Consolas" w:eastAsia="Consolas"/>
+          <w:b/>
+          <w:color w:val="223355"/>
+          <w:sz w:val="20"/>
+        </w:rPr>
+        <w:t>lib/api.ts</w:t>
+      </w:r>
+      <w:r>
+        <w:rPr>
+          <w:rFonts w:ascii="맑은 고딕" w:hAnsi="맑은 고딕" w:eastAsia="맑은 고딕"/>
+          <w:b/>
+          <w:color w:val="1A1D24"/>
+          <w:sz w:val="21"/>
+        </w:rPr>
+        <w:t xml:space="preserve"> 를 거치지 않고 </w:t>
+      </w:r>
+      <w:r>
+        <w:rPr>
+          <w:rFonts w:ascii="Consolas" w:hAnsi="Consolas" w:eastAsia="Consolas"/>
+          <w:b/>
+          <w:color w:val="223355"/>
+          <w:sz w:val="20"/>
+        </w:rPr>
+        <w:t>fetch</w:t>
+      </w:r>
+      <w:r>
+        <w:rPr>
+          <w:rFonts w:ascii="맑은 고딕" w:hAnsi="맑은 고딕" w:eastAsia="맑은 고딕"/>
+          <w:b/>
+          <w:color w:val="1A1D24"/>
+          <w:sz w:val="21"/>
+        </w:rPr>
+        <w:t xml:space="preserve"> 하지 않는다.</w:t>
       </w:r>
       <w:r>
         <w:rPr>
@@ -2720,7 +2810,7 @@
           <w:color w:val="223355"/>
           <w:sz w:val="20"/>
         </w:rPr>
-        <w:t xml:space="preserve">  → data/store.ts  (better-sqlite3 prepared statement)</w:t>
+        <w:t xml:space="preserve">  → data/store.ts  (await getDb().all/get/run — ? 를 $1, $2 … 로 변환)</w:t>
       </w:r>
     </w:p>
     <w:p>
@@ -2736,7 +2826,7 @@
           <w:color w:val="223355"/>
           <w:sz w:val="20"/>
         </w:rPr>
-        <w:t xml:space="preserve">  → SQLite</w:t>
+        <w:t xml:space="preserve">  → PostgreSQL (pg Pool)</w:t>
       </w:r>
     </w:p>
     <w:p>
@@ -4233,12 +4323,21 @@
       </w:r>
       <w:r>
         <w:rPr>
+          <w:rFonts w:ascii="Consolas" w:hAnsi="Consolas" w:eastAsia="Consolas"/>
+          <w:b/>
+          <w:color w:val="223355"/>
+          <w:sz w:val="20"/>
+        </w:rPr>
+        <w:t>lib/api.ts</w:t>
+      </w:r>
+      <w:r>
+        <w:rPr>
           <w:rFonts w:ascii="맑은 고딕" w:hAnsi="맑은 고딕" w:eastAsia="맑은 고딕"/>
           <w:b/>
           <w:color w:val="1A1D24"/>
           <w:sz w:val="21"/>
         </w:rPr>
-        <w:t>`lib/api.ts` 단 하나의 모듈</w:t>
+        <w:t xml:space="preserve"> 단 하나의 모듈</w:t>
       </w:r>
       <w:r>
         <w:rPr>
@@ -7896,7 +7995,7 @@
           <w:color w:val="1A1D24"/>
           <w:sz w:val="21"/>
         </w:rPr>
-        <w:t>Express 4 + TypeScript 기반 REST API 서버. 데이터는 SQLite(</w:t>
+        <w:t>Express 4 + TypeScript 기반 REST API 서버. 데이터는 PostgreSQL 16 에 저장되고, 업로드 파일은 디스크(</w:t>
       </w:r>
       <w:r>
         <w:rPr>
@@ -7905,7 +8004,7 @@
           <w:color w:val="223355"/>
           <w:sz w:val="20"/>
         </w:rPr>
-        <w:t>data/vidshare.sqlite</w:t>
+        <w:t>UPLOADS_PATH</w:t>
       </w:r>
       <w:r>
         <w:rPr>
@@ -7914,25 +8013,7 @@
           <w:color w:val="1A1D24"/>
           <w:sz w:val="21"/>
         </w:rPr>
-        <w:t xml:space="preserve">)에 저장되고, 업로드 파일은 </w:t>
-      </w:r>
-      <w:r>
-        <w:rPr>
-          <w:rFonts w:ascii="Consolas" w:hAnsi="Consolas" w:eastAsia="Consolas"/>
-          <w:b w:val="0"/>
-          <w:color w:val="223355"/>
-          <w:sz w:val="20"/>
-        </w:rPr>
-        <w:t>uploads/</w:t>
-      </w:r>
-      <w:r>
-        <w:rPr>
-          <w:rFonts w:ascii="맑은 고딕" w:hAnsi="맑은 고딕" w:eastAsia="맑은 고딕"/>
-          <w:b w:val="0"/>
-          <w:color w:val="1A1D24"/>
-          <w:sz w:val="21"/>
-        </w:rPr>
-        <w:t xml:space="preserve"> 디스크에 UUID 이름으로 떨어진다. DB에는 </w:t>
+        <w:t xml:space="preserve">)에 UUID 이름으로 떨어진다. DB에는 </w:t>
       </w:r>
       <w:r>
         <w:rPr>
@@ -8323,7 +8404,7 @@
           <w:color w:val="223355"/>
           <w:sz w:val="20"/>
         </w:rPr>
-        <w:t>│   ├── client.ts           ← better-sqlite3 커넥션</w:t>
+        <w:t>│   ├── client.ts           ← pg Pool + Db 래퍼(all/get/run) + withTx</w:t>
       </w:r>
     </w:p>
     <w:p>
@@ -8339,7 +8420,7 @@
           <w:color w:val="223355"/>
           <w:sz w:val="20"/>
         </w:rPr>
-        <w:t>│   ├── schema.ts           ← CREATE TABLE 22개</w:t>
+        <w:t>│   ├── migrate.ts          ← schema_migrations 러너 (advisory lock)</w:t>
       </w:r>
     </w:p>
     <w:p>
@@ -8355,7 +8436,7 @@
           <w:color w:val="223355"/>
           <w:sz w:val="20"/>
         </w:rPr>
-        <w:t>│   └── seed.ts</w:t>
+        <w:t>│   ├── migrations/         ← 0001_init.ts (22개 테이블)</w:t>
       </w:r>
     </w:p>
     <w:p>
@@ -8371,7 +8452,7 @@
           <w:color w:val="223355"/>
           <w:sz w:val="20"/>
         </w:rPr>
-        <w:t>├── middleware/errorHandler.ts   ← HttpError → JSON 변환</w:t>
+        <w:t>│   └── seed.ts</w:t>
       </w:r>
     </w:p>
     <w:p>
@@ -8387,7 +8468,7 @@
           <w:color w:val="223355"/>
           <w:sz w:val="20"/>
         </w:rPr>
-        <w:t>├── realtime/</w:t>
+        <w:t>├── middleware/</w:t>
       </w:r>
     </w:p>
     <w:p>
@@ -8403,7 +8484,7 @@
           <w:color w:val="223355"/>
           <w:sz w:val="20"/>
         </w:rPr>
-        <w:t>│   ├── notificationBus.ts  ← 알림 SSE용 owner_id 채널 EventEmitter</w:t>
+        <w:t>│   ├── errorHandler.ts     ← HttpError → JSON 변환</w:t>
       </w:r>
     </w:p>
     <w:p>
@@ -8419,7 +8500,7 @@
           <w:color w:val="223355"/>
           <w:sz w:val="20"/>
         </w:rPr>
-        <w:t>│   ├── chatBus.ts          ← 메시지 WS용 owner_id 채널 EventEmitter</w:t>
+        <w:t>│   └── asyncRouter.ts      ← async 핸들러 실패를 next(err) 로</w:t>
       </w:r>
     </w:p>
     <w:p>
@@ -8435,7 +8516,7 @@
           <w:color w:val="223355"/>
           <w:sz w:val="20"/>
         </w:rPr>
-        <w:t>│   └── chatSocket.ts       ← /ws/conversations 업그레이드·인증·송수신</w:t>
+        <w:t>├── realtime/</w:t>
       </w:r>
     </w:p>
     <w:p>
@@ -8451,7 +8532,7 @@
           <w:color w:val="223355"/>
           <w:sz w:val="20"/>
         </w:rPr>
-        <w:t>├── routes/                 ← 19개 라우터 + admin/ 6개</w:t>
+        <w:t>│   ├── notificationBus.ts  ← 알림 SSE용 owner_id 채널 EventEmitter</w:t>
       </w:r>
     </w:p>
     <w:p>
@@ -8467,7 +8548,55 @@
           <w:color w:val="223355"/>
           <w:sz w:val="20"/>
         </w:rPr>
-        <w:t>├── scripts/create-admin.ts ← 관리자 계정 생성·승격 CLI</w:t>
+        <w:t>│   ├── chatBus.ts          ← 메시지 WS용 owner_id 채널 EventEmitter</w:t>
+      </w:r>
+    </w:p>
+    <w:p>
+      <w:pPr>
+        <w:spacing w:before="0" w:after="0"/>
+        <w:ind w:left="259"/>
+        <w:shd w:val="clear" w:fill="F4F5F8"/>
+      </w:pPr>
+      <w:r>
+        <w:rPr>
+          <w:rFonts w:ascii="Consolas" w:hAnsi="Consolas" w:eastAsia="Consolas"/>
+          <w:b w:val="0"/>
+          <w:color w:val="223355"/>
+          <w:sz w:val="20"/>
+        </w:rPr>
+        <w:t>│   └── chatSocket.ts       ← /ws/conversations 업그레이드·인증·송수신</w:t>
+      </w:r>
+    </w:p>
+    <w:p>
+      <w:pPr>
+        <w:spacing w:before="0" w:after="0"/>
+        <w:ind w:left="259"/>
+        <w:shd w:val="clear" w:fill="F4F5F8"/>
+      </w:pPr>
+      <w:r>
+        <w:rPr>
+          <w:rFonts w:ascii="Consolas" w:hAnsi="Consolas" w:eastAsia="Consolas"/>
+          <w:b w:val="0"/>
+          <w:color w:val="223355"/>
+          <w:sz w:val="20"/>
+        </w:rPr>
+        <w:t>├── routes/                 ← 19개 라우터 + admin/ 6개</w:t>
+      </w:r>
+    </w:p>
+    <w:p>
+      <w:pPr>
+        <w:spacing w:before="0" w:after="0"/>
+        <w:ind w:left="259"/>
+        <w:shd w:val="clear" w:fill="F4F5F8"/>
+      </w:pPr>
+      <w:r>
+        <w:rPr>
+          <w:rFonts w:ascii="Consolas" w:hAnsi="Consolas" w:eastAsia="Consolas"/>
+          <w:b w:val="0"/>
+          <w:color w:val="223355"/>
+          <w:sz w:val="20"/>
+        </w:rPr>
+        <w:t>├── scripts/               ← create-admin · db-migrate · migrate-sqlite-to-pg · reset-schema</w:t>
       </w:r>
     </w:p>
     <w:p>
@@ -11435,7 +11564,7 @@
                 <w:color w:val="1A1D24"/>
                 <w:sz w:val="19"/>
               </w:rPr>
-              <w:t>SQLite</w:t>
+              <w:t>DB</w:t>
             </w:r>
           </w:p>
         </w:tc>
@@ -11566,7 +11695,7 @@
                 <w:color w:val="1A1D24"/>
                 <w:sz w:val="19"/>
               </w:rPr>
-              <w:t>SQLite</w:t>
+              <w:t>DB</w:t>
             </w:r>
           </w:p>
         </w:tc>
@@ -12160,7 +12289,7 @@
           <w:color w:val="1A1D24"/>
           <w:sz w:val="21"/>
         </w:rPr>
-        <w:t xml:space="preserve">세션은 SQLite </w:t>
+        <w:t xml:space="preserve">세션은 DB </w:t>
       </w:r>
       <w:r>
         <w:rPr>
@@ -12426,7 +12555,7 @@
           <w:color w:val="223355"/>
           <w:sz w:val="20"/>
         </w:rPr>
-        <w:t>npm test        # 137건 통과 (임시 SQLite에 시드 후 supertest)</w:t>
+        <w:t>npm test        # 148건 통과 (테스트 DB 의 임시 스키마에 마이그레이션·시드 후 supertest)</w:t>
       </w:r>
     </w:p>
     <w:p>
@@ -12453,12 +12582,39 @@
     <w:p>
       <w:r>
         <w:rPr>
+          <w:rFonts w:ascii="Consolas" w:hAnsi="Consolas" w:eastAsia="Consolas"/>
+          <w:b w:val="0"/>
+          <w:color w:val="223355"/>
+          <w:sz w:val="20"/>
+        </w:rPr>
+        <w:t>node --test</w:t>
+      </w:r>
+      <w:r>
+        <w:rPr>
           <w:rFonts w:ascii="맑은 고딕" w:hAnsi="맑은 고딕" w:eastAsia="맑은 고딕"/>
           <w:b w:val="0"/>
           <w:color w:val="1A1D24"/>
           <w:sz w:val="21"/>
         </w:rPr>
-        <w:t xml:space="preserve">각 테스트는 임시 디렉터리에 새 SQLite 파일을 만들어 시드하므로, 개발 DB를 오염시키지 않고 </w:t>
+        <w:t xml:space="preserve"> 는 파일을 병렬 프로세스로 돌린다. 테스트 파일마다 </w:t>
+      </w:r>
+      <w:r>
+        <w:rPr>
+          <w:rFonts w:ascii="Consolas" w:hAnsi="Consolas" w:eastAsia="Consolas"/>
+          <w:b w:val="0"/>
+          <w:color w:val="223355"/>
+          <w:sz w:val="20"/>
+        </w:rPr>
+        <w:t>vidshare_test</w:t>
+      </w:r>
+      <w:r>
+        <w:rPr>
+          <w:rFonts w:ascii="맑은 고딕" w:hAnsi="맑은 고딕" w:eastAsia="맑은 고딕"/>
+          <w:b w:val="0"/>
+          <w:color w:val="1A1D24"/>
+          <w:sz w:val="21"/>
+        </w:rPr>
+        <w:t xml:space="preserve"> 안에 </w:t>
       </w:r>
       <w:r>
         <w:rPr>
@@ -12467,7 +12623,7 @@
           <w:color w:val="1A1D24"/>
           <w:sz w:val="21"/>
         </w:rPr>
-        <w:t>서로 독립적으로</w:t>
+        <w:t>고유 스키마</w:t>
       </w:r>
       <w:r>
         <w:rPr>
@@ -12476,7 +12632,7 @@
           <w:color w:val="1A1D24"/>
           <w:sz w:val="21"/>
         </w:rPr>
-        <w:t xml:space="preserve"> 돈다.</w:t>
+        <w:t>를 만들고 끝나면 지우므로, 개발 DB 를 건드리지 않고 서로 섞이지도 않는다.</w:t>
       </w:r>
     </w:p>
     <w:p>
@@ -12792,7 +12948,7 @@
                 <w:color w:val="1A1D24"/>
                 <w:sz w:val="19"/>
               </w:rPr>
-              <w:t>마이그레이션 체계 없음</w:t>
+              <w:t>마이그레이션 체계</w:t>
             </w:r>
           </w:p>
         </w:tc>
@@ -12807,12 +12963,30 @@
             <w:r/>
             <w:r>
               <w:rPr>
+                <w:rFonts w:ascii="맑은 고딕" w:hAnsi="맑은 고딕" w:eastAsia="맑은 고딕"/>
+                <w:b/>
+                <w:color w:val="1A1D24"/>
+                <w:sz w:val="19"/>
+              </w:rPr>
+              <w:t>해결 (096)</w:t>
+            </w:r>
+            <w:r>
+              <w:rPr>
+                <w:rFonts w:ascii="맑은 고딕" w:hAnsi="맑은 고딕" w:eastAsia="맑은 고딕"/>
+                <w:b w:val="0"/>
+                <w:color w:val="1A1D24"/>
+                <w:sz w:val="19"/>
+              </w:rPr>
+              <w:t xml:space="preserve"> — </w:t>
+            </w:r>
+            <w:r>
+              <w:rPr>
                 <w:rFonts w:ascii="Consolas" w:hAnsi="Consolas" w:eastAsia="Consolas"/>
                 <w:b w:val="0"/>
                 <w:color w:val="223355"/>
                 <w:sz w:val="18"/>
               </w:rPr>
-              <w:t>initDb()</w:t>
+              <w:t>schema_migrations</w:t>
             </w:r>
             <w:r>
               <w:rPr>
@@ -12821,25 +12995,7 @@
                 <w:color w:val="1A1D24"/>
                 <w:sz w:val="19"/>
               </w:rPr>
-              <w:t xml:space="preserve"> 에서 </w:t>
-            </w:r>
-            <w:r>
-              <w:rPr>
-                <w:rFonts w:ascii="Consolas" w:hAnsi="Consolas" w:eastAsia="Consolas"/>
-                <w:b w:val="0"/>
-                <w:color w:val="223355"/>
-                <w:sz w:val="18"/>
-              </w:rPr>
-              <w:t>ensureColumn</w:t>
-            </w:r>
-            <w:r>
-              <w:rPr>
-                <w:rFonts w:ascii="맑은 고딕" w:hAnsi="맑은 고딕" w:eastAsia="맑은 고딕"/>
-                <w:b w:val="0"/>
-                <w:color w:val="1A1D24"/>
-                <w:sz w:val="19"/>
-              </w:rPr>
-              <w:t xml:space="preserve"> 개별 처리</w:t>
+              <w:t xml:space="preserve"> 기반 버전 관리</w:t>
             </w:r>
           </w:p>
         </w:tc>
@@ -12859,7 +13015,7 @@
                 <w:color w:val="1A1D24"/>
                 <w:sz w:val="19"/>
               </w:rPr>
-              <w:t>버전 테이블 기반 마이그레이션</w:t>
+              <w:t>—</w:t>
             </w:r>
           </w:p>
         </w:tc>
@@ -12881,7 +13037,7 @@
                 <w:color w:val="1A1D24"/>
                 <w:sz w:val="19"/>
               </w:rPr>
-              <w:t>실시간 단일 프로세스 전제</w:t>
+              <w:t>컬럼 타입</w:t>
             </w:r>
           </w:p>
         </w:tc>
@@ -12896,21 +13052,12 @@
             <w:r/>
             <w:r>
               <w:rPr>
-                <w:rFonts w:ascii="Consolas" w:hAnsi="Consolas" w:eastAsia="Consolas"/>
-                <w:b w:val="0"/>
-                <w:color w:val="223355"/>
-                <w:sz w:val="18"/>
-              </w:rPr>
-              <w:t>EventEmitter</w:t>
-            </w:r>
-            <w:r>
-              <w:rPr>
                 <w:rFonts w:ascii="맑은 고딕" w:hAnsi="맑은 고딕" w:eastAsia="맑은 고딕"/>
                 <w:b w:val="0"/>
                 <w:color w:val="1A1D24"/>
                 <w:sz w:val="19"/>
               </w:rPr>
-              <w:t xml:space="preserve"> 라 다중 인스턴스에서 안 퍼짐</w:t>
+              <w:t>날짜 TEXT · 불리언 0/1 그대로 (전환 시 보존)</w:t>
             </w:r>
           </w:p>
         </w:tc>
@@ -12925,12 +13072,39 @@
             <w:r/>
             <w:r>
               <w:rPr>
+                <w:rFonts w:ascii="Consolas" w:hAnsi="Consolas" w:eastAsia="Consolas"/>
+                <w:b w:val="0"/>
+                <w:color w:val="223355"/>
+                <w:sz w:val="18"/>
+              </w:rPr>
+              <w:t>timestamptz</w:t>
+            </w:r>
+            <w:r>
+              <w:rPr>
                 <w:rFonts w:ascii="맑은 고딕" w:hAnsi="맑은 고딕" w:eastAsia="맑은 고딕"/>
                 <w:b w:val="0"/>
                 <w:color w:val="1A1D24"/>
                 <w:sz w:val="19"/>
               </w:rPr>
-              <w:t>Redis Pub/Sub 브로커</w:t>
+              <w:t xml:space="preserve"> · </w:t>
+            </w:r>
+            <w:r>
+              <w:rPr>
+                <w:rFonts w:ascii="Consolas" w:hAnsi="Consolas" w:eastAsia="Consolas"/>
+                <w:b w:val="0"/>
+                <w:color w:val="223355"/>
+                <w:sz w:val="18"/>
+              </w:rPr>
+              <w:t>boolean</w:t>
+            </w:r>
+            <w:r>
+              <w:rPr>
+                <w:rFonts w:ascii="맑은 고딕" w:hAnsi="맑은 고딕" w:eastAsia="맑은 고딕"/>
+                <w:b w:val="0"/>
+                <w:color w:val="1A1D24"/>
+                <w:sz w:val="19"/>
+              </w:rPr>
+              <w:t xml:space="preserve"> 마이그레이션</w:t>
             </w:r>
           </w:p>
         </w:tc>
@@ -12952,7 +13126,7 @@
                 <w:color w:val="1A1D24"/>
                 <w:sz w:val="19"/>
               </w:rPr>
-              <w:t>업로드 파일 공개</w:t>
+              <w:t>실시간 단일 프로세스 전제</w:t>
             </w:r>
           </w:p>
         </w:tc>
@@ -12972,7 +13146,7 @@
                 <w:color w:val="223355"/>
                 <w:sz w:val="18"/>
               </w:rPr>
-              <w:t>GET /uploads/:file</w:t>
+              <w:t>EventEmitter</w:t>
             </w:r>
             <w:r>
               <w:rPr>
@@ -12981,7 +13155,7 @@
                 <w:color w:val="1A1D24"/>
                 <w:sz w:val="19"/>
               </w:rPr>
-              <w:t xml:space="preserve"> 은 인증 없이 재생</w:t>
+              <w:t xml:space="preserve"> 라 다중 인스턴스에서 안 퍼짐</w:t>
             </w:r>
           </w:p>
         </w:tc>
@@ -13001,7 +13175,7 @@
                 <w:color w:val="1A1D24"/>
                 <w:sz w:val="19"/>
               </w:rPr>
-              <w:t>서명 URL + 비공개 영상</w:t>
+              <w:t>Redis Pub/Sub 브로커</w:t>
             </w:r>
           </w:p>
         </w:tc>
@@ -13023,7 +13197,7 @@
                 <w:color w:val="1A1D24"/>
                 <w:sz w:val="19"/>
               </w:rPr>
-              <w:t>검색 품질</w:t>
+              <w:t>업로드 파일 공개</w:t>
             </w:r>
           </w:p>
         </w:tc>
@@ -13038,12 +13212,21 @@
             <w:r/>
             <w:r>
               <w:rPr>
+                <w:rFonts w:ascii="Consolas" w:hAnsi="Consolas" w:eastAsia="Consolas"/>
+                <w:b w:val="0"/>
+                <w:color w:val="223355"/>
+                <w:sz w:val="18"/>
+              </w:rPr>
+              <w:t>GET /uploads/:file</w:t>
+            </w:r>
+            <w:r>
+              <w:rPr>
                 <w:rFonts w:ascii="맑은 고딕" w:hAnsi="맑은 고딕" w:eastAsia="맑은 고딕"/>
                 <w:b w:val="0"/>
                 <w:color w:val="1A1D24"/>
                 <w:sz w:val="19"/>
               </w:rPr>
-              <w:t>관련도 정렬·페이지네이션 없음</w:t>
+              <w:t xml:space="preserve"> 은 인증 없이 재생</w:t>
             </w:r>
           </w:p>
         </w:tc>
@@ -13063,7 +13246,78 @@
                 <w:color w:val="1A1D24"/>
                 <w:sz w:val="19"/>
               </w:rPr>
-              <w:t>FTS5 인덱스</w:t>
+              <w:t>서명 URL + 비공개 영상</w:t>
+            </w:r>
+          </w:p>
+        </w:tc>
+      </w:tr>
+      <w:tr>
+        <w:tc>
+          <w:tcPr>
+            <w:tcW w:type="dxa" w:w="3216"/>
+          </w:tcPr>
+          <w:p>
+            <w:pPr>
+              <w:spacing w:before="40" w:after="40"/>
+            </w:pPr>
+            <w:r/>
+            <w:r>
+              <w:rPr>
+                <w:rFonts w:ascii="맑은 고딕" w:hAnsi="맑은 고딕" w:eastAsia="맑은 고딕"/>
+                <w:b w:val="0"/>
+                <w:color w:val="1A1D24"/>
+                <w:sz w:val="19"/>
+              </w:rPr>
+              <w:t>검색 품질</w:t>
+            </w:r>
+          </w:p>
+        </w:tc>
+        <w:tc>
+          <w:tcPr>
+            <w:tcW w:type="dxa" w:w="3216"/>
+          </w:tcPr>
+          <w:p>
+            <w:pPr>
+              <w:spacing w:before="40" w:after="40"/>
+            </w:pPr>
+            <w:r/>
+            <w:r>
+              <w:rPr>
+                <w:rFonts w:ascii="맑은 고딕" w:hAnsi="맑은 고딕" w:eastAsia="맑은 고딕"/>
+                <w:b w:val="0"/>
+                <w:color w:val="1A1D24"/>
+                <w:sz w:val="19"/>
+              </w:rPr>
+              <w:t>관련도 정렬·페이지네이션 없음</w:t>
+            </w:r>
+          </w:p>
+        </w:tc>
+        <w:tc>
+          <w:tcPr>
+            <w:tcW w:type="dxa" w:w="3216"/>
+          </w:tcPr>
+          <w:p>
+            <w:pPr>
+              <w:spacing w:before="40" w:after="40"/>
+            </w:pPr>
+            <w:r/>
+            <w:r>
+              <w:rPr>
+                <w:rFonts w:ascii="Consolas" w:hAnsi="Consolas" w:eastAsia="Consolas"/>
+                <w:b w:val="0"/>
+                <w:color w:val="223355"/>
+                <w:sz w:val="18"/>
+              </w:rPr>
+              <w:t>pg_trgm</w:t>
+            </w:r>
+            <w:r>
+              <w:rPr>
+                <w:rFonts w:ascii="맑은 고딕" w:hAnsi="맑은 고딕" w:eastAsia="맑은 고딕"/>
+                <w:b w:val="0"/>
+                <w:color w:val="1A1D24"/>
+                <w:sz w:val="19"/>
+              </w:rPr>
+              <w:t xml:space="preserve"> / 전문 검색 인덱스</w:t>
             </w:r>
           </w:p>
         </w:tc>
@@ -13653,88 +13907,6 @@
                 <w:color w:val="1A1D24"/>
                 <w:sz w:val="19"/>
               </w:rPr>
-              <w:t>RDBMS 전환 (Postgres)</w:t>
-            </w:r>
-          </w:p>
-        </w:tc>
-        <w:tc>
-          <w:tcPr>
-            <w:tcW w:type="dxa" w:w="2412"/>
-          </w:tcPr>
-          <w:p>
-            <w:pPr>
-              <w:spacing w:before="40" w:after="40"/>
-            </w:pPr>
-            <w:r/>
-            <w:r>
-              <w:rPr>
-                <w:rFonts w:ascii="맑은 고딕" w:hAnsi="맑은 고딕" w:eastAsia="맑은 고딕"/>
-                <w:b w:val="0"/>
-                <w:color w:val="1A1D24"/>
-                <w:sz w:val="19"/>
-              </w:rPr>
-              <w:t>동시 쓰기·복제</w:t>
-            </w:r>
-          </w:p>
-        </w:tc>
-        <w:tc>
-          <w:tcPr>
-            <w:tcW w:type="dxa" w:w="2412"/>
-          </w:tcPr>
-          <w:p>
-            <w:pPr>
-              <w:spacing w:before="40" w:after="40"/>
-            </w:pPr>
-            <w:r/>
-            <w:r>
-              <w:rPr>
-                <w:rFonts w:ascii="맑은 고딕" w:hAnsi="맑은 고딕" w:eastAsia="맑은 고딕"/>
-                <w:b w:val="0"/>
-                <w:color w:val="1A1D24"/>
-                <w:sz w:val="19"/>
-              </w:rPr>
-              <w:t>SQLite 단일 파일 쓰기 락이 병목이 될 때</w:t>
-            </w:r>
-          </w:p>
-        </w:tc>
-      </w:tr>
-      <w:tr>
-        <w:tc>
-          <w:tcPr>
-            <w:tcW w:type="dxa" w:w="2412"/>
-          </w:tcPr>
-          <w:p>
-            <w:pPr>
-              <w:spacing w:before="40" w:after="40"/>
-            </w:pPr>
-            <w:r/>
-            <w:r>
-              <w:rPr>
-                <w:rFonts w:ascii="맑은 고딕" w:hAnsi="맑은 고딕" w:eastAsia="맑은 고딕"/>
-                <w:b w:val="0"/>
-                <w:color w:val="1A1D24"/>
-                <w:sz w:val="19"/>
-              </w:rPr>
-              <w:t>6</w:t>
-            </w:r>
-          </w:p>
-        </w:tc>
-        <w:tc>
-          <w:tcPr>
-            <w:tcW w:type="dxa" w:w="2412"/>
-          </w:tcPr>
-          <w:p>
-            <w:pPr>
-              <w:spacing w:before="40" w:after="40"/>
-            </w:pPr>
-            <w:r/>
-            <w:r>
-              <w:rPr>
-                <w:rFonts w:ascii="맑은 고딕" w:hAnsi="맑은 고딕" w:eastAsia="맑은 고딕"/>
-                <w:b/>
-                <w:color w:val="1A1D24"/>
-                <w:sz w:val="19"/>
-              </w:rPr>
               <w:t>작업 스케줄러</w:t>
             </w:r>
           </w:p>
@@ -14744,7 +14916,452 @@
           <w:color w:val="1A1D24"/>
           <w:sz w:val="25"/>
         </w:rPr>
-        <w:t xml:space="preserve">7.5 </w:t>
+        <w:t>7.5 SQLite → PostgreSQL 전환 (동기 API 를 비동기로)</w:t>
+      </w:r>
+    </w:p>
+    <w:p>
+      <w:r>
+        <w:rPr>
+          <w:rFonts w:ascii="맑은 고딕" w:hAnsi="맑은 고딕" w:eastAsia="맑은 고딕"/>
+          <w:b/>
+          <w:color w:val="1A1D24"/>
+          <w:sz w:val="21"/>
+        </w:rPr>
+        <w:t>배경</w:t>
+      </w:r>
+      <w:r>
+        <w:rPr>
+          <w:rFonts w:ascii="맑은 고딕" w:hAnsi="맑은 고딕" w:eastAsia="맑은 고딕"/>
+          <w:b w:val="0"/>
+          <w:color w:val="1A1D24"/>
+          <w:sz w:val="21"/>
+        </w:rPr>
+        <w:t xml:space="preserve"> — 백엔드를 상시 가동되는 서버(Oracle Cloud VM)에 올리기로 하면서, 파일 하나짜리 SQLite 대신 마이그레이션 이력·</w:t>
+      </w:r>
+      <w:r>
+        <w:rPr>
+          <w:rFonts w:ascii="Consolas" w:hAnsi="Consolas" w:eastAsia="Consolas"/>
+          <w:b w:val="0"/>
+          <w:color w:val="223355"/>
+          <w:sz w:val="20"/>
+        </w:rPr>
+        <w:t>pg_dump</w:t>
+      </w:r>
+      <w:r>
+        <w:rPr>
+          <w:rFonts w:ascii="맑은 고딕" w:hAnsi="맑은 고딕" w:eastAsia="맑은 고딕"/>
+          <w:b w:val="0"/>
+          <w:color w:val="1A1D24"/>
+          <w:sz w:val="21"/>
+        </w:rPr>
+        <w:t xml:space="preserve"> 백업이 있는 PostgreSQL 로 옮겼다. </w:t>
+      </w:r>
+      <w:r>
+        <w:rPr>
+          <w:rFonts w:ascii="Consolas" w:hAnsi="Consolas" w:eastAsia="Consolas"/>
+          <w:b w:val="0"/>
+          <w:color w:val="223355"/>
+          <w:sz w:val="20"/>
+        </w:rPr>
+        <w:t>better-sqlite3</w:t>
+      </w:r>
+      <w:r>
+        <w:rPr>
+          <w:rFonts w:ascii="맑은 고딕" w:hAnsi="맑은 고딕" w:eastAsia="맑은 고딕"/>
+          <w:b w:val="0"/>
+          <w:color w:val="1A1D24"/>
+          <w:sz w:val="21"/>
+        </w:rPr>
+        <w:t xml:space="preserve"> 는 </w:t>
+      </w:r>
+      <w:r>
+        <w:rPr>
+          <w:rFonts w:ascii="맑은 고딕" w:hAnsi="맑은 고딕" w:eastAsia="맑은 고딕"/>
+          <w:b/>
+          <w:color w:val="1A1D24"/>
+          <w:sz w:val="21"/>
+        </w:rPr>
+        <w:t>동기</w:t>
+      </w:r>
+      <w:r>
+        <w:rPr>
+          <w:rFonts w:ascii="맑은 고딕" w:hAnsi="맑은 고딕" w:eastAsia="맑은 고딕"/>
+          <w:b w:val="0"/>
+          <w:color w:val="1A1D24"/>
+          <w:sz w:val="21"/>
+        </w:rPr>
+        <w:t xml:space="preserve"> API 라 </w:t>
+      </w:r>
+      <w:r>
+        <w:rPr>
+          <w:rFonts w:ascii="Consolas" w:hAnsi="Consolas" w:eastAsia="Consolas"/>
+          <w:b w:val="0"/>
+          <w:color w:val="223355"/>
+          <w:sz w:val="20"/>
+        </w:rPr>
+        <w:t>store.ts</w:t>
+      </w:r>
+      <w:r>
+        <w:rPr>
+          <w:rFonts w:ascii="맑은 고딕" w:hAnsi="맑은 고딕" w:eastAsia="맑은 고딕"/>
+          <w:b w:val="0"/>
+          <w:color w:val="1A1D24"/>
+          <w:sz w:val="21"/>
+        </w:rPr>
+        <w:t xml:space="preserve"> 1,600줄과 라우트 25개가 전부 </w:t>
+      </w:r>
+      <w:r>
+        <w:rPr>
+          <w:rFonts w:ascii="Consolas" w:hAnsi="Consolas" w:eastAsia="Consolas"/>
+          <w:b w:val="0"/>
+          <w:color w:val="223355"/>
+          <w:sz w:val="20"/>
+        </w:rPr>
+        <w:t>await</w:t>
+      </w:r>
+      <w:r>
+        <w:rPr>
+          <w:rFonts w:ascii="맑은 고딕" w:hAnsi="맑은 고딕" w:eastAsia="맑은 고딕"/>
+          <w:b w:val="0"/>
+          <w:color w:val="1A1D24"/>
+          <w:sz w:val="21"/>
+        </w:rPr>
+        <w:t xml:space="preserve"> 를 몰랐다.</w:t>
+      </w:r>
+    </w:p>
+    <w:p>
+      <w:r>
+        <w:rPr>
+          <w:rFonts w:ascii="맑은 고딕" w:hAnsi="맑은 고딕" w:eastAsia="맑은 고딕"/>
+          <w:b/>
+          <w:color w:val="1A1D24"/>
+          <w:sz w:val="21"/>
+        </w:rPr>
+        <w:t>작업</w:t>
+      </w:r>
+    </w:p>
+    <w:p>
+      <w:pPr>
+        <w:pStyle w:val="ListBullet"/>
+        <w:spacing w:after="40"/>
+        <w:ind w:left="360"/>
+      </w:pPr>
+      <w:r>
+        <w:rPr>
+          <w:rFonts w:ascii="맑은 고딕" w:hAnsi="맑은 고딕" w:eastAsia="맑은 고딕"/>
+          <w:b w:val="0"/>
+          <w:color w:val="1A1D24"/>
+          <w:sz w:val="21"/>
+        </w:rPr>
+        <w:t xml:space="preserve">SQL 문장은 그대로 두고 호출 모양만 바꾸는 얇은 래퍼를 만들었다 — </w:t>
+      </w:r>
+      <w:r>
+        <w:rPr>
+          <w:rFonts w:ascii="Consolas" w:hAnsi="Consolas" w:eastAsia="Consolas"/>
+          <w:b w:val="0"/>
+          <w:color w:val="223355"/>
+          <w:sz w:val="20"/>
+        </w:rPr>
+        <w:t>?</w:t>
+      </w:r>
+      <w:r>
+        <w:rPr>
+          <w:rFonts w:ascii="맑은 고딕" w:hAnsi="맑은 고딕" w:eastAsia="맑은 고딕"/>
+          <w:b w:val="0"/>
+          <w:color w:val="1A1D24"/>
+          <w:sz w:val="21"/>
+        </w:rPr>
+        <w:t xml:space="preserve"> 자리표시자를 </w:t>
+      </w:r>
+      <w:r>
+        <w:rPr>
+          <w:rFonts w:ascii="Consolas" w:hAnsi="Consolas" w:eastAsia="Consolas"/>
+          <w:b w:val="0"/>
+          <w:color w:val="223355"/>
+          <w:sz w:val="20"/>
+        </w:rPr>
+        <w:t>$1…</w:t>
+      </w:r>
+      <w:r>
+        <w:rPr>
+          <w:rFonts w:ascii="맑은 고딕" w:hAnsi="맑은 고딕" w:eastAsia="맑은 고딕"/>
+          <w:b w:val="0"/>
+          <w:color w:val="1A1D24"/>
+          <w:sz w:val="21"/>
+        </w:rPr>
+        <w:t xml:space="preserve"> 로 바꿔 준다. diff 가 "쿼리 재작성"이 아니라 "await 추가"로 읽히게 하려는 목적이었다.</w:t>
+      </w:r>
+    </w:p>
+    <w:p>
+      <w:pPr>
+        <w:pStyle w:val="ListBullet"/>
+        <w:spacing w:after="40"/>
+        <w:ind w:left="360"/>
+      </w:pPr>
+      <w:r>
+        <w:rPr>
+          <w:rFonts w:ascii="맑은 고딕" w:hAnsi="맑은 고딕" w:eastAsia="맑은 고딕"/>
+          <w:b/>
+          <w:color w:val="1A1D24"/>
+          <w:sz w:val="21"/>
+        </w:rPr>
+        <w:t>컬럼 타입은 일부러 보존했다.</w:t>
+      </w:r>
+      <w:r>
+        <w:rPr>
+          <w:rFonts w:ascii="맑은 고딕" w:hAnsi="맑은 고딕" w:eastAsia="맑은 고딕"/>
+          <w:b w:val="0"/>
+          <w:color w:val="1A1D24"/>
+          <w:sz w:val="21"/>
+        </w:rPr>
+        <w:t xml:space="preserve"> 날짜를 </w:t>
+      </w:r>
+      <w:r>
+        <w:rPr>
+          <w:rFonts w:ascii="Consolas" w:hAnsi="Consolas" w:eastAsia="Consolas"/>
+          <w:b w:val="0"/>
+          <w:color w:val="223355"/>
+          <w:sz w:val="20"/>
+        </w:rPr>
+        <w:t>timestamptz</w:t>
+      </w:r>
+      <w:r>
+        <w:rPr>
+          <w:rFonts w:ascii="맑은 고딕" w:hAnsi="맑은 고딕" w:eastAsia="맑은 고딕"/>
+          <w:b w:val="0"/>
+          <w:color w:val="1A1D24"/>
+          <w:sz w:val="21"/>
+        </w:rPr>
+        <w:t xml:space="preserve"> 로 바꾸면 API 응답 형식까지 흔들린다. DB 엔진 교체와 타입 정교화를 한 번에 하지 않은 덕에 </w:t>
+      </w:r>
+      <w:r>
+        <w:rPr>
+          <w:rFonts w:ascii="맑은 고딕" w:hAnsi="맑은 고딕" w:eastAsia="맑은 고딕"/>
+          <w:b/>
+          <w:color w:val="1A1D24"/>
+          <w:sz w:val="21"/>
+        </w:rPr>
+        <w:t>기존 테스트 137건이 한 줄도 안 바뀌고 통과</w:t>
+      </w:r>
+      <w:r>
+        <w:rPr>
+          <w:rFonts w:ascii="맑은 고딕" w:hAnsi="맑은 고딕" w:eastAsia="맑은 고딕"/>
+          <w:b w:val="0"/>
+          <w:color w:val="1A1D24"/>
+          <w:sz w:val="21"/>
+        </w:rPr>
+        <w:t>했다.</w:t>
+      </w:r>
+    </w:p>
+    <w:p>
+      <w:pPr>
+        <w:pStyle w:val="ListBullet"/>
+        <w:spacing w:after="40"/>
+        <w:ind w:left="360"/>
+      </w:pPr>
+      <w:r>
+        <w:rPr>
+          <w:rFonts w:ascii="맑은 고딕" w:hAnsi="맑은 고딕" w:eastAsia="맑은 고딕"/>
+          <w:b w:val="0"/>
+          <w:color w:val="1A1D24"/>
+          <w:sz w:val="21"/>
+        </w:rPr>
+        <w:t>실데이터는 이관 스크립트로 옮겼다. FK 순서·한 트랜잭션·IDENTITY 시퀀스 보정 후 22개 테이블 행 수를 비교한다(로컬 데이터 151행 일치).</w:t>
+      </w:r>
+    </w:p>
+    <w:p>
+      <w:r>
+        <w:rPr>
+          <w:rFonts w:ascii="맑은 고딕" w:hAnsi="맑은 고딕" w:eastAsia="맑은 고딕"/>
+          <w:b/>
+          <w:color w:val="1A1D24"/>
+          <w:sz w:val="21"/>
+        </w:rPr>
+        <w:t>잡은 함정 두 가지</w:t>
+      </w:r>
+    </w:p>
+    <w:p>
+      <w:pPr>
+        <w:pStyle w:val="ListNumber"/>
+        <w:spacing w:after="40"/>
+        <w:ind w:left="360"/>
+      </w:pPr>
+      <w:r>
+        <w:rPr>
+          <w:rFonts w:ascii="맑은 고딕" w:hAnsi="맑은 고딕" w:eastAsia="맑은 고딕"/>
+          <w:b/>
+          <w:color w:val="1A1D24"/>
+          <w:sz w:val="21"/>
+        </w:rPr>
+        <w:t>Express 4 는 async 핸들러의 실패를 잡지 못한다.</w:t>
+      </w:r>
+      <w:r>
+        <w:rPr>
+          <w:rFonts w:ascii="맑은 고딕" w:hAnsi="맑은 고딕" w:eastAsia="맑은 고딕"/>
+          <w:b w:val="0"/>
+          <w:color w:val="1A1D24"/>
+          <w:sz w:val="21"/>
+        </w:rPr>
+        <w:t xml:space="preserve"> </w:t>
+      </w:r>
+      <w:r>
+        <w:rPr>
+          <w:rFonts w:ascii="Consolas" w:hAnsi="Consolas" w:eastAsia="Consolas"/>
+          <w:b w:val="0"/>
+          <w:color w:val="223355"/>
+          <w:sz w:val="20"/>
+        </w:rPr>
+        <w:t>requireRequestUser</w:t>
+      </w:r>
+      <w:r>
+        <w:rPr>
+          <w:rFonts w:ascii="맑은 고딕" w:hAnsi="맑은 고딕" w:eastAsia="맑은 고딕"/>
+          <w:b w:val="0"/>
+          <w:color w:val="1A1D24"/>
+          <w:sz w:val="21"/>
+        </w:rPr>
+        <w:t xml:space="preserve"> 의 401 이 응답 없이 매달린다. 라우터 생성 지점에서 감싸는 </w:t>
+      </w:r>
+      <w:r>
+        <w:rPr>
+          <w:rFonts w:ascii="Consolas" w:hAnsi="Consolas" w:eastAsia="Consolas"/>
+          <w:b w:val="0"/>
+          <w:color w:val="223355"/>
+          <w:sz w:val="20"/>
+        </w:rPr>
+        <w:t>asyncRouter</w:t>
+      </w:r>
+      <w:r>
+        <w:rPr>
+          <w:rFonts w:ascii="맑은 고딕" w:hAnsi="맑은 고딕" w:eastAsia="맑은 고딕"/>
+          <w:b w:val="0"/>
+          <w:color w:val="1A1D24"/>
+          <w:sz w:val="21"/>
+        </w:rPr>
+        <w:t xml:space="preserve"> 를 만들어 25개 라우트에 한 번에 적용했다.</w:t>
+      </w:r>
+    </w:p>
+    <w:p>
+      <w:pPr>
+        <w:pStyle w:val="ListNumber"/>
+        <w:spacing w:after="40"/>
+        <w:ind w:left="360"/>
+      </w:pPr>
+      <w:r>
+        <w:rPr>
+          <w:rFonts w:ascii="Consolas" w:hAnsi="Consolas" w:eastAsia="Consolas"/>
+          <w:b/>
+          <w:color w:val="223355"/>
+          <w:sz w:val="20"/>
+        </w:rPr>
+        <w:t>{ ...getPlaylistById(id) }</w:t>
+      </w:r>
+      <w:r>
+        <w:rPr>
+          <w:rFonts w:ascii="맑은 고딕" w:hAnsi="맑은 고딕" w:eastAsia="맑은 고딕"/>
+          <w:b/>
+          <w:color w:val="1A1D24"/>
+          <w:sz w:val="21"/>
+        </w:rPr>
+        <w:t xml:space="preserve"> — Promise 를 spread 하면 </w:t>
+      </w:r>
+      <w:r>
+        <w:rPr>
+          <w:rFonts w:ascii="Consolas" w:hAnsi="Consolas" w:eastAsia="Consolas"/>
+          <w:b/>
+          <w:color w:val="223355"/>
+          <w:sz w:val="20"/>
+        </w:rPr>
+        <w:t>{}</w:t>
+      </w:r>
+      <w:r>
+        <w:rPr>
+          <w:rFonts w:ascii="맑은 고딕" w:hAnsi="맑은 고딕" w:eastAsia="맑은 고딕"/>
+          <w:b/>
+          <w:color w:val="1A1D24"/>
+          <w:sz w:val="21"/>
+        </w:rPr>
+        <w:t xml:space="preserve"> 가 되는데 TypeScript 가 경고하지 않는다.</w:t>
+      </w:r>
+      <w:r>
+        <w:rPr>
+          <w:rFonts w:ascii="맑은 고딕" w:hAnsi="맑은 고딕" w:eastAsia="맑은 고딕"/>
+          <w:b w:val="0"/>
+          <w:color w:val="1A1D24"/>
+          <w:sz w:val="21"/>
+        </w:rPr>
+        <w:t xml:space="preserve"> 타입체크가 통과해도 안심할 수 없어서, await 없이 호출된 async 함수를 찾는 스크립트로 전수 검사했다.</w:t>
+      </w:r>
+    </w:p>
+    <w:p>
+      <w:r>
+        <w:rPr>
+          <w:rFonts w:ascii="맑은 고딕" w:hAnsi="맑은 고딕" w:eastAsia="맑은 고딕"/>
+          <w:b/>
+          <w:color w:val="1A1D24"/>
+          <w:sz w:val="21"/>
+        </w:rPr>
+        <w:t>배운 것</w:t>
+      </w:r>
+      <w:r>
+        <w:rPr>
+          <w:rFonts w:ascii="맑은 고딕" w:hAnsi="맑은 고딕" w:eastAsia="맑은 고딕"/>
+          <w:b w:val="0"/>
+          <w:color w:val="1A1D24"/>
+          <w:sz w:val="21"/>
+        </w:rPr>
+        <w:t xml:space="preserve"> — 큰 전환은 "무엇을 바꾸지 않을지"를 먼저 정해야 검증이 가능하다. 타입을 보존했기 때문에 "기존 테스트가 그대로 통과한다"가 곧 합격 기준이 되었다. 그리고 전환 후에도 놓친 곳이 있었다 — E2E 설정이 옛 </w:t>
+      </w:r>
+      <w:r>
+        <w:rPr>
+          <w:rFonts w:ascii="Consolas" w:hAnsi="Consolas" w:eastAsia="Consolas"/>
+          <w:b w:val="0"/>
+          <w:color w:val="223355"/>
+          <w:sz w:val="20"/>
+        </w:rPr>
+        <w:t>SQLITE_PATH</w:t>
+      </w:r>
+      <w:r>
+        <w:rPr>
+          <w:rFonts w:ascii="맑은 고딕" w:hAnsi="맑은 고딕" w:eastAsia="맑은 고딕"/>
+          <w:b w:val="0"/>
+          <w:color w:val="1A1D24"/>
+          <w:sz w:val="21"/>
+        </w:rPr>
+        <w:t xml:space="preserve"> 를 넘기고 있어 </w:t>
+      </w:r>
+      <w:r>
+        <w:rPr>
+          <w:rFonts w:ascii="맑은 고딕" w:hAnsi="맑은 고딕" w:eastAsia="맑은 고딕"/>
+          <w:b/>
+          <w:color w:val="1A1D24"/>
+          <w:sz w:val="21"/>
+        </w:rPr>
+        <w:t>개발 DB 로 조용히 성공</w:t>
+      </w:r>
+      <w:r>
+        <w:rPr>
+          <w:rFonts w:ascii="맑은 고딕" w:hAnsi="맑은 고딕" w:eastAsia="맑은 고딕"/>
+          <w:b w:val="0"/>
+          <w:color w:val="1A1D24"/>
+          <w:sz w:val="21"/>
+        </w:rPr>
+        <w:t>하고 있었다(099 에서 수정). 실패하지 않는 버그가 가장 늦게 발견된다.</w:t>
+      </w:r>
+    </w:p>
+    <w:p>
+      <w:pPr>
+        <w:keepNext/>
+        <w:spacing w:before="240" w:after="120"/>
+      </w:pPr>
+      <w:r>
+        <w:rPr>
+          <w:rFonts w:ascii="맑은 고딕" w:hAnsi="맑은 고딕" w:eastAsia="맑은 고딕"/>
+          <w:b/>
+          <w:color w:val="1A1D24"/>
+          <w:sz w:val="25"/>
+        </w:rPr>
+        <w:t xml:space="preserve">7.6 </w:t>
       </w:r>
       <w:r>
         <w:rPr>
@@ -15083,7 +15700,7 @@
                 <w:color w:val="1A1D24"/>
                 <w:sz w:val="19"/>
               </w:rPr>
-              <w:t>137</w:t>
+              <w:t>148</w:t>
             </w:r>
           </w:p>
         </w:tc>
@@ -15103,7 +15720,7 @@
                 <w:color w:val="1A1D24"/>
                 <w:sz w:val="19"/>
               </w:rPr>
-              <w:t>인증·쇼츠·댓글·팔로우·재생목록·검색·관리자 API 등</w:t>
+              <w:t>인증·쇼츠·댓글·팔로우·재생목록·검색·관리자 API·마이그레이션·데이터 이관</w:t>
             </w:r>
           </w:p>
         </w:tc>
@@ -15363,6 +15980,88 @@
           </w:p>
         </w:tc>
       </w:tr>
+      <w:tr>
+        <w:tc>
+          <w:tcPr>
+            <w:tcW w:type="dxa" w:w="2412"/>
+          </w:tcPr>
+          <w:p>
+            <w:pPr>
+              <w:spacing w:before="40" w:after="40"/>
+            </w:pPr>
+            <w:r/>
+            <w:r>
+              <w:rPr>
+                <w:rFonts w:ascii="맑은 고딕" w:hAnsi="맑은 고딕" w:eastAsia="맑은 고딕"/>
+                <w:b w:val="0"/>
+                <w:color w:val="1A1D24"/>
+                <w:sz w:val="19"/>
+              </w:rPr>
+              <w:t>CI</w:t>
+            </w:r>
+          </w:p>
+        </w:tc>
+        <w:tc>
+          <w:tcPr>
+            <w:tcW w:type="dxa" w:w="2412"/>
+          </w:tcPr>
+          <w:p>
+            <w:pPr>
+              <w:spacing w:before="40" w:after="40"/>
+            </w:pPr>
+            <w:r/>
+            <w:r>
+              <w:rPr>
+                <w:rFonts w:ascii="맑은 고딕" w:hAnsi="맑은 고딕" w:eastAsia="맑은 고딕"/>
+                <w:b w:val="0"/>
+                <w:color w:val="1A1D24"/>
+                <w:sz w:val="19"/>
+              </w:rPr>
+              <w:t>GitHub Actions</w:t>
+            </w:r>
+          </w:p>
+        </w:tc>
+        <w:tc>
+          <w:tcPr>
+            <w:tcW w:type="dxa" w:w="2412"/>
+          </w:tcPr>
+          <w:p>
+            <w:pPr>
+              <w:spacing w:before="40" w:after="40"/>
+            </w:pPr>
+            <w:r/>
+            <w:r>
+              <w:rPr>
+                <w:rFonts w:ascii="맑은 고딕" w:hAnsi="맑은 고딕" w:eastAsia="맑은 고딕"/>
+                <w:b w:val="0"/>
+                <w:color w:val="1A1D24"/>
+                <w:sz w:val="19"/>
+              </w:rPr>
+              <w:t>PR · master push</w:t>
+            </w:r>
+          </w:p>
+        </w:tc>
+        <w:tc>
+          <w:tcPr>
+            <w:tcW w:type="dxa" w:w="2412"/>
+          </w:tcPr>
+          <w:p>
+            <w:pPr>
+              <w:spacing w:before="40" w:after="40"/>
+            </w:pPr>
+            <w:r/>
+            <w:r>
+              <w:rPr>
+                <w:rFonts w:ascii="맑은 고딕" w:hAnsi="맑은 고딕" w:eastAsia="맑은 고딕"/>
+                <w:b w:val="0"/>
+                <w:color w:val="1A1D24"/>
+                <w:sz w:val="19"/>
+              </w:rPr>
+              <w:t>백엔드(Postgres 16 서비스 컨테이너)·프론트·콘솔</w:t>
+            </w:r>
+          </w:p>
+        </w:tc>
+      </w:tr>
     </w:tbl>
     <w:p>
       <w:pPr>
@@ -15377,7 +16076,25 @@
           <w:color w:val="1A1D24"/>
           <w:sz w:val="21"/>
         </w:rPr>
-        <w:t>E2E는 격리된 포트(백엔드 4310 / 프론트 3310)와 임시 SQLite로 서버를 직접 띄운다. 개발 중인 서버 상태에 영향을 받지 않는다.</w:t>
+        <w:t xml:space="preserve">E2E는 격리된 포트(백엔드 4310 / 프론트 3310)와 테스트 DB 의 </w:t>
+      </w:r>
+      <w:r>
+        <w:rPr>
+          <w:rFonts w:ascii="Consolas" w:hAnsi="Consolas" w:eastAsia="Consolas"/>
+          <w:b w:val="0"/>
+          <w:color w:val="223355"/>
+          <w:sz w:val="20"/>
+        </w:rPr>
+        <w:t>e2e</w:t>
+      </w:r>
+      <w:r>
+        <w:rPr>
+          <w:rFonts w:ascii="맑은 고딕" w:hAnsi="맑은 고딕" w:eastAsia="맑은 고딕"/>
+          <w:b w:val="0"/>
+          <w:color w:val="1A1D24"/>
+          <w:sz w:val="21"/>
+        </w:rPr>
+        <w:t xml:space="preserve"> 스키마(매번 초기화)로 서버를 직접 띄운다. 개발 중인 서버·DB 상태에 영향을 받지 않는다.</w:t>
       </w:r>
     </w:p>
     <w:p>
@@ -15460,7 +16177,7 @@
           <w:color w:val="1A1D24"/>
           <w:sz w:val="21"/>
         </w:rPr>
-        <w:t>를 남기고 인덱스에 한 줄 추가한다. 현재 92편.</w:t>
+        <w:t>를 남기고 인덱스에 한 줄 추가한다. 현재 100편.</w:t>
       </w:r>
     </w:p>
     <w:p>
@@ -15758,7 +16475,7 @@
                 <w:color w:val="1A1D24"/>
                 <w:sz w:val="19"/>
               </w:rPr>
-              <w:t>Cloudflare Tunnel (Workers 부적합)</w:t>
+              <w:t>Oracle Cloud VM — Caddy(HTTPS) + systemd + PostgreSQL 16</w:t>
             </w:r>
           </w:p>
         </w:tc>
@@ -15778,7 +16495,7 @@
                 <w:color w:val="1A1D24"/>
                 <w:sz w:val="19"/>
               </w:rPr>
-              <w:t>미공개</w:t>
+              <w:t>스크립트 준비됨 · 구축 전</w:t>
             </w:r>
           </w:p>
         </w:tc>
@@ -15797,25 +16514,7 @@
           <w:color w:val="1A1D24"/>
           <w:sz w:val="21"/>
         </w:rPr>
-        <w:t xml:space="preserve">백엔드를 Workers에 올리지 않은 이유는 명확하다. </w:t>
-      </w:r>
-      <w:r>
-        <w:rPr>
-          <w:rFonts w:ascii="Consolas" w:hAnsi="Consolas" w:eastAsia="Consolas"/>
-          <w:b w:val="0"/>
-          <w:color w:val="223355"/>
-          <w:sz w:val="20"/>
-        </w:rPr>
-        <w:t>better-sqlite3</w:t>
-      </w:r>
-      <w:r>
-        <w:rPr>
-          <w:rFonts w:ascii="맑은 고딕" w:hAnsi="맑은 고딕" w:eastAsia="맑은 고딕"/>
-          <w:b w:val="0"/>
-          <w:color w:val="1A1D24"/>
-          <w:sz w:val="21"/>
-        </w:rPr>
-        <w:t xml:space="preserve"> 는 </w:t>
+        <w:t xml:space="preserve">백엔드를 Workers에 올리지 않은 이유는 명확하다. DB 와 업로드 파일은 </w:t>
       </w:r>
       <w:r>
         <w:rPr>
@@ -15824,7 +16523,7 @@
           <w:color w:val="1A1D24"/>
           <w:sz w:val="21"/>
         </w:rPr>
-        <w:t>네이티브 바인딩 + 로컬 파일 시스템</w:t>
+        <w:t>영구 디스크</w:t>
       </w:r>
       <w:r>
         <w:rPr>
@@ -15833,10 +16532,8 @@
           <w:color w:val="1A1D24"/>
           <w:sz w:val="21"/>
         </w:rPr>
-        <w:t>을 요구하고, 업로드 파일도 디스크에 쓴다. Workers 런타임에는 둘 다 없다. 그래서 백엔드는 Tunnel로 노출하는 경로를 택했다.</w:t>
-      </w:r>
-    </w:p>
-    <w:p>
+        <w:t xml:space="preserve">가, SSE·WebSocket 은 </w:t>
+      </w:r>
       <w:r>
         <w:rPr>
           <w:rFonts w:ascii="맑은 고딕" w:hAnsi="맑은 고딕" w:eastAsia="맑은 고딕"/>
@@ -15844,7 +16541,7 @@
           <w:color w:val="1A1D24"/>
           <w:sz w:val="21"/>
         </w:rPr>
-        <w:t>현재 상태</w:t>
+        <w:t>상시 프로세스</w:t>
       </w:r>
       <w:r>
         <w:rPr>
@@ -15853,7 +16550,7 @@
           <w:color w:val="1A1D24"/>
           <w:sz w:val="21"/>
         </w:rPr>
-        <w:t xml:space="preserve">: 프론트 2종은 배포되어 있으나 공개 백엔드 주소가 연결되기 전이라 </w:t>
+        <w:t xml:space="preserve">가 필요하다. Workers 런타임에는 둘 다 없다. 처음엔 내 PC 를 Cloudflare Tunnel 로 노출하려 했지만 PC 가 꺼지면 서비스도 멈춘다. 그래서 </w:t>
       </w:r>
       <w:r>
         <w:rPr>
@@ -15862,7 +16559,7 @@
           <w:color w:val="1A1D24"/>
           <w:sz w:val="21"/>
         </w:rPr>
-        <w:t>UI 확인용</w:t>
+        <w:t>블록 볼륨이 붙은 VM 1대</w:t>
       </w:r>
       <w:r>
         <w:rPr>
@@ -15871,7 +16568,460 @@
           <w:color w:val="1A1D24"/>
           <w:sz w:val="21"/>
         </w:rPr>
-        <w:t>이다. 전체 기능은 로컬 실행으로 확인할 수 있다.</w:t>
+        <w:t>로 정했다.</w:t>
+      </w:r>
+    </w:p>
+    <w:p>
+      <w:pPr>
+        <w:spacing w:before="0" w:after="0"/>
+        <w:ind w:left="259"/>
+        <w:shd w:val="clear" w:fill="F4F5F8"/>
+      </w:pPr>
+      <w:r>
+        <w:rPr>
+          <w:rFonts w:ascii="Consolas" w:hAnsi="Consolas" w:eastAsia="Consolas"/>
+          <w:b w:val="0"/>
+          <w:color w:val="223355"/>
+          <w:sz w:val="20"/>
+        </w:rPr>
+        <w:t>app.&lt;도메인&gt;      → Cloudflare Workers (FrontServer)</w:t>
+      </w:r>
+    </w:p>
+    <w:p>
+      <w:pPr>
+        <w:spacing w:before="0" w:after="0"/>
+        <w:ind w:left="259"/>
+        <w:shd w:val="clear" w:fill="F4F5F8"/>
+      </w:pPr>
+      <w:r>
+        <w:rPr>
+          <w:rFonts w:ascii="Consolas" w:hAnsi="Consolas" w:eastAsia="Consolas"/>
+          <w:b w:val="0"/>
+          <w:color w:val="223355"/>
+          <w:sz w:val="20"/>
+        </w:rPr>
+        <w:t>console.&lt;도메인&gt;  → Cloudflare Workers (console)</w:t>
+      </w:r>
+    </w:p>
+    <w:p>
+      <w:pPr>
+        <w:spacing w:before="0" w:after="0"/>
+        <w:ind w:left="259"/>
+        <w:shd w:val="clear" w:fill="F4F5F8"/>
+      </w:pPr>
+      <w:r>
+        <w:rPr>
+          <w:rFonts w:ascii="Consolas" w:hAnsi="Consolas" w:eastAsia="Consolas"/>
+          <w:b w:val="0"/>
+          <w:color w:val="223355"/>
+          <w:sz w:val="20"/>
+        </w:rPr>
+        <w:t>api.&lt;도메인&gt;      → Oracle VM ─ Caddy :443 ─┬─ /uploads/*  디스크에서 직접</w:t>
+      </w:r>
+    </w:p>
+    <w:p>
+      <w:pPr>
+        <w:spacing w:before="0" w:after="0"/>
+        <w:ind w:left="259"/>
+        <w:shd w:val="clear" w:fill="F4F5F8"/>
+      </w:pPr>
+      <w:r>
+        <w:rPr>
+          <w:rFonts w:ascii="Consolas" w:hAnsi="Consolas" w:eastAsia="Consolas"/>
+          <w:b w:val="0"/>
+          <w:color w:val="223355"/>
+          <w:sz w:val="20"/>
+        </w:rPr>
+        <w:t xml:space="preserve">                                           └─ 그 외       BackendServer :4000 → PostgreSQL :5432(localhost)</w:t>
+      </w:r>
+    </w:p>
+    <w:p>
+      <w:pPr>
+        <w:spacing w:before="0" w:after="0"/>
+        <w:ind w:left="259"/>
+        <w:shd w:val="clear" w:fill="F4F5F8"/>
+      </w:pPr>
+      <w:r>
+        <w:rPr>
+          <w:rFonts w:ascii="Consolas" w:hAnsi="Consolas" w:eastAsia="Consolas"/>
+          <w:b w:val="0"/>
+          <w:color w:val="223355"/>
+          <w:sz w:val="20"/>
+        </w:rPr>
+        <w:t xml:space="preserve">                     블록 볼륨 /mnt/vidshare-data — pgdata · uploads · backups</w:t>
+      </w:r>
+    </w:p>
+    <w:p>
+      <w:pPr>
+        <w:spacing w:after="40"/>
+      </w:pPr>
+    </w:p>
+    <w:tbl>
+      <w:tblPr>
+        <w:tblStyle w:val="TableGrid"/>
+        <w:tblW w:type="auto" w:w="0"/>
+        <w:jc w:val="center"/>
+        <w:tblLook w:firstColumn="1" w:firstRow="1" w:lastColumn="0" w:lastRow="0" w:noHBand="0" w:noVBand="1" w:val="04A0"/>
+      </w:tblPr>
+      <w:tblGrid>
+        <w:gridCol w:w="4824"/>
+        <w:gridCol w:w="4824"/>
+      </w:tblGrid>
+      <w:tr>
+        <w:tc>
+          <w:tcPr>
+            <w:tcW w:type="dxa" w:w="4824"/>
+            <w:shd w:val="clear" w:fill="EEF0F6"/>
+          </w:tcPr>
+          <w:p>
+            <w:pPr>
+              <w:spacing w:before="60" w:after="60"/>
+            </w:pPr>
+            <w:r/>
+            <w:r>
+              <w:rPr>
+                <w:rFonts w:ascii="맑은 고딕" w:hAnsi="맑은 고딕" w:eastAsia="맑은 고딕"/>
+                <w:b/>
+                <w:color w:val="1A1D24"/>
+                <w:sz w:val="19"/>
+              </w:rPr>
+              <w:t>준비한 것</w:t>
+            </w:r>
+          </w:p>
+        </w:tc>
+        <w:tc>
+          <w:tcPr>
+            <w:tcW w:type="dxa" w:w="4824"/>
+            <w:shd w:val="clear" w:fill="EEF0F6"/>
+          </w:tcPr>
+          <w:p>
+            <w:pPr>
+              <w:spacing w:before="60" w:after="60"/>
+            </w:pPr>
+            <w:r/>
+            <w:r>
+              <w:rPr>
+                <w:rFonts w:ascii="맑은 고딕" w:hAnsi="맑은 고딕" w:eastAsia="맑은 고딕"/>
+                <w:b/>
+                <w:color w:val="1A1D24"/>
+                <w:sz w:val="19"/>
+              </w:rPr>
+              <w:t>내용</w:t>
+            </w:r>
+          </w:p>
+        </w:tc>
+      </w:tr>
+      <w:tr>
+        <w:tc>
+          <w:tcPr>
+            <w:tcW w:type="dxa" w:w="4824"/>
+          </w:tcPr>
+          <w:p>
+            <w:pPr>
+              <w:spacing w:before="40" w:after="40"/>
+            </w:pPr>
+            <w:r/>
+            <w:r>
+              <w:rPr>
+                <w:rFonts w:ascii="Consolas" w:hAnsi="Consolas" w:eastAsia="Consolas"/>
+                <w:b w:val="0"/>
+                <w:color w:val="223355"/>
+                <w:sz w:val="18"/>
+              </w:rPr>
+              <w:t>deploy/oracle/setup-vm.sh</w:t>
+            </w:r>
+          </w:p>
+        </w:tc>
+        <w:tc>
+          <w:tcPr>
+            <w:tcW w:type="dxa" w:w="4824"/>
+          </w:tcPr>
+          <w:p>
+            <w:pPr>
+              <w:spacing w:before="40" w:after="40"/>
+            </w:pPr>
+            <w:r/>
+            <w:r>
+              <w:rPr>
+                <w:rFonts w:ascii="맑은 고딕" w:hAnsi="맑은 고딕" w:eastAsia="맑은 고딕"/>
+                <w:b w:val="0"/>
+                <w:color w:val="1A1D24"/>
+                <w:sz w:val="19"/>
+              </w:rPr>
+              <w:t>Node 24·Postgres 16·Caddy 설치, 볼륨 마운트, DB 이전, systemd, 방화벽</w:t>
+            </w:r>
+          </w:p>
+        </w:tc>
+      </w:tr>
+      <w:tr>
+        <w:tc>
+          <w:tcPr>
+            <w:tcW w:type="dxa" w:w="4824"/>
+          </w:tcPr>
+          <w:p>
+            <w:pPr>
+              <w:spacing w:before="40" w:after="40"/>
+            </w:pPr>
+            <w:r/>
+            <w:r>
+              <w:rPr>
+                <w:rFonts w:ascii="Consolas" w:hAnsi="Consolas" w:eastAsia="Consolas"/>
+                <w:b w:val="0"/>
+                <w:color w:val="223355"/>
+                <w:sz w:val="18"/>
+              </w:rPr>
+              <w:t>deploy/oracle/deploy.sh</w:t>
+            </w:r>
+          </w:p>
+        </w:tc>
+        <w:tc>
+          <w:tcPr>
+            <w:tcW w:type="dxa" w:w="4824"/>
+          </w:tcPr>
+          <w:p>
+            <w:pPr>
+              <w:spacing w:before="40" w:after="40"/>
+            </w:pPr>
+            <w:r/>
+            <w:r>
+              <w:rPr>
+                <w:rFonts w:ascii="맑은 고딕" w:hAnsi="맑은 고딕" w:eastAsia="맑은 고딕"/>
+                <w:b w:val="0"/>
+                <w:color w:val="1A1D24"/>
+                <w:sz w:val="19"/>
+              </w:rPr>
+              <w:t>백업 → 빌드 → 마이그레이션 → 재시작 → health 확인</w:t>
+            </w:r>
+          </w:p>
+        </w:tc>
+      </w:tr>
+      <w:tr>
+        <w:tc>
+          <w:tcPr>
+            <w:tcW w:type="dxa" w:w="4824"/>
+          </w:tcPr>
+          <w:p>
+            <w:pPr>
+              <w:spacing w:before="40" w:after="40"/>
+            </w:pPr>
+            <w:r/>
+            <w:r>
+              <w:rPr>
+                <w:rFonts w:ascii="맑은 고딕" w:hAnsi="맑은 고딕" w:eastAsia="맑은 고딕"/>
+                <w:b w:val="0"/>
+                <w:color w:val="1A1D24"/>
+                <w:sz w:val="19"/>
+              </w:rPr>
+              <w:t>백업</w:t>
+            </w:r>
+          </w:p>
+        </w:tc>
+        <w:tc>
+          <w:tcPr>
+            <w:tcW w:type="dxa" w:w="4824"/>
+          </w:tcPr>
+          <w:p>
+            <w:pPr>
+              <w:spacing w:before="40" w:after="40"/>
+            </w:pPr>
+            <w:r/>
+            <w:r>
+              <w:rPr>
+                <w:rFonts w:ascii="맑은 고딕" w:hAnsi="맑은 고딕" w:eastAsia="맑은 고딕"/>
+                <w:b w:val="0"/>
+                <w:color w:val="1A1D24"/>
+                <w:sz w:val="19"/>
+              </w:rPr>
+              <w:t xml:space="preserve">VM 야간 </w:t>
+            </w:r>
+            <w:r>
+              <w:rPr>
+                <w:rFonts w:ascii="Consolas" w:hAnsi="Consolas" w:eastAsia="Consolas"/>
+                <w:b w:val="0"/>
+                <w:color w:val="223355"/>
+                <w:sz w:val="18"/>
+              </w:rPr>
+              <w:t>pg_dump</w:t>
+            </w:r>
+            <w:r>
+              <w:rPr>
+                <w:rFonts w:ascii="맑은 고딕" w:hAnsi="맑은 고딕" w:eastAsia="맑은 고딕"/>
+                <w:b w:val="0"/>
+                <w:color w:val="1A1D24"/>
+                <w:sz w:val="19"/>
+              </w:rPr>
+              <w:t xml:space="preserve"> → 내 PC </w:t>
+            </w:r>
+            <w:r>
+              <w:rPr>
+                <w:rFonts w:ascii="Consolas" w:hAnsi="Consolas" w:eastAsia="Consolas"/>
+                <w:b w:val="0"/>
+                <w:color w:val="223355"/>
+                <w:sz w:val="18"/>
+              </w:rPr>
+              <w:t>D:\vidshare-data\backups</w:t>
+            </w:r>
+            <w:r>
+              <w:rPr>
+                <w:rFonts w:ascii="맑은 고딕" w:hAnsi="맑은 고딕" w:eastAsia="맑은 고딕"/>
+                <w:b w:val="0"/>
+                <w:color w:val="1A1D24"/>
+                <w:sz w:val="19"/>
+              </w:rPr>
+              <w:t xml:space="preserve"> 로 매일 가져옴. 복원 연습까지 확인</w:t>
+            </w:r>
+          </w:p>
+        </w:tc>
+      </w:tr>
+      <w:tr>
+        <w:tc>
+          <w:tcPr>
+            <w:tcW w:type="dxa" w:w="4824"/>
+          </w:tcPr>
+          <w:p>
+            <w:pPr>
+              <w:spacing w:before="40" w:after="40"/>
+            </w:pPr>
+            <w:r/>
+            <w:r>
+              <w:rPr>
+                <w:rFonts w:ascii="맑은 고딕" w:hAnsi="맑은 고딕" w:eastAsia="맑은 고딕"/>
+                <w:b w:val="0"/>
+                <w:color w:val="1A1D24"/>
+                <w:sz w:val="19"/>
+              </w:rPr>
+              <w:t>로컬 DB</w:t>
+            </w:r>
+          </w:p>
+        </w:tc>
+        <w:tc>
+          <w:tcPr>
+            <w:tcW w:type="dxa" w:w="4824"/>
+          </w:tcPr>
+          <w:p>
+            <w:pPr>
+              <w:spacing w:before="40" w:after="40"/>
+            </w:pPr>
+            <w:r/>
+            <w:r>
+              <w:rPr>
+                <w:rFonts w:ascii="맑은 고딕" w:hAnsi="맑은 고딕" w:eastAsia="맑은 고딕"/>
+                <w:b w:val="0"/>
+                <w:color w:val="1A1D24"/>
+                <w:sz w:val="19"/>
+              </w:rPr>
+              <w:t xml:space="preserve">내 PC 의 PostgreSQL 16 (데이터 </w:t>
+            </w:r>
+            <w:r>
+              <w:rPr>
+                <w:rFonts w:ascii="Consolas" w:hAnsi="Consolas" w:eastAsia="Consolas"/>
+                <w:b w:val="0"/>
+                <w:color w:val="223355"/>
+                <w:sz w:val="18"/>
+              </w:rPr>
+              <w:t>D:\PostgreSQL\16\data</w:t>
+            </w:r>
+            <w:r>
+              <w:rPr>
+                <w:rFonts w:ascii="맑은 고딕" w:hAnsi="맑은 고딕" w:eastAsia="맑은 고딕"/>
+                <w:b w:val="0"/>
+                <w:color w:val="1A1D24"/>
+                <w:sz w:val="19"/>
+              </w:rPr>
+              <w:t>)</w:t>
+            </w:r>
+          </w:p>
+        </w:tc>
+      </w:tr>
+    </w:tbl>
+    <w:p>
+      <w:pPr>
+        <w:spacing w:after="80"/>
+      </w:pPr>
+    </w:p>
+    <w:p>
+      <w:r>
+        <w:rPr>
+          <w:rFonts w:ascii="맑은 고딕" w:hAnsi="맑은 고딕" w:eastAsia="맑은 고딕"/>
+          <w:b w:val="0"/>
+          <w:color w:val="1A1D24"/>
+          <w:sz w:val="21"/>
+        </w:rPr>
+        <w:t xml:space="preserve">세 호스트를 </w:t>
+      </w:r>
+      <w:r>
+        <w:rPr>
+          <w:rFonts w:ascii="맑은 고딕" w:hAnsi="맑은 고딕" w:eastAsia="맑은 고딕"/>
+          <w:b/>
+          <w:color w:val="1A1D24"/>
+          <w:sz w:val="21"/>
+        </w:rPr>
+        <w:t>한 도메인 아래</w:t>
+      </w:r>
+      <w:r>
+        <w:rPr>
+          <w:rFonts w:ascii="맑은 고딕" w:hAnsi="맑은 고딕" w:eastAsia="맑은 고딕"/>
+          <w:b w:val="0"/>
+          <w:color w:val="1A1D24"/>
+          <w:sz w:val="21"/>
+        </w:rPr>
+        <w:t xml:space="preserve">에 두는 것이 핵심이다 — 그래야 </w:t>
+      </w:r>
+      <w:r>
+        <w:rPr>
+          <w:rFonts w:ascii="Consolas" w:hAnsi="Consolas" w:eastAsia="Consolas"/>
+          <w:b w:val="0"/>
+          <w:color w:val="223355"/>
+          <w:sz w:val="20"/>
+        </w:rPr>
+        <w:t>SameSite=Lax</w:t>
+      </w:r>
+      <w:r>
+        <w:rPr>
+          <w:rFonts w:ascii="맑은 고딕" w:hAnsi="맑은 고딕" w:eastAsia="맑은 고딕"/>
+          <w:b w:val="0"/>
+          <w:color w:val="1A1D24"/>
+          <w:sz w:val="21"/>
+        </w:rPr>
+        <w:t xml:space="preserve"> 세션 쿠키가 API 요청에 실린다(7.3).</w:t>
+      </w:r>
+    </w:p>
+    <w:p>
+      <w:r>
+        <w:rPr>
+          <w:rFonts w:ascii="맑은 고딕" w:hAnsi="맑은 고딕" w:eastAsia="맑은 고딕"/>
+          <w:b/>
+          <w:color w:val="1A1D24"/>
+          <w:sz w:val="21"/>
+        </w:rPr>
+        <w:t>현재 상태</w:t>
+      </w:r>
+      <w:r>
+        <w:rPr>
+          <w:rFonts w:ascii="맑은 고딕" w:hAnsi="맑은 고딕" w:eastAsia="맑은 고딕"/>
+          <w:b w:val="0"/>
+          <w:color w:val="1A1D24"/>
+          <w:sz w:val="21"/>
+        </w:rPr>
+        <w:t xml:space="preserve">: 프론트 2종은 배포되어 있으나 공개 백엔드가 연결되기 전이라 </w:t>
+      </w:r>
+      <w:r>
+        <w:rPr>
+          <w:rFonts w:ascii="맑은 고딕" w:hAnsi="맑은 고딕" w:eastAsia="맑은 고딕"/>
+          <w:b/>
+          <w:color w:val="1A1D24"/>
+          <w:sz w:val="21"/>
+        </w:rPr>
+        <w:t>UI 확인용</w:t>
+      </w:r>
+      <w:r>
+        <w:rPr>
+          <w:rFonts w:ascii="맑은 고딕" w:hAnsi="맑은 고딕" w:eastAsia="맑은 고딕"/>
+          <w:b w:val="0"/>
+          <w:color w:val="1A1D24"/>
+          <w:sz w:val="21"/>
+        </w:rPr>
+        <w:t>이다. VM 구축과 도메인 연결만 남았고, 전체 기능은 로컬 실행으로 확인할 수 있다.</w:t>
       </w:r>
     </w:p>
     <w:p>
@@ -15945,12 +17095,21 @@
       </w:pPr>
       <w:r>
         <w:rPr>
+          <w:rFonts w:ascii="Consolas" w:hAnsi="Consolas" w:eastAsia="Consolas"/>
+          <w:b/>
+          <w:color w:val="223355"/>
+          <w:sz w:val="20"/>
+        </w:rPr>
+        <w:t>lib/api.ts</w:t>
+      </w:r>
+      <w:r>
+        <w:rPr>
           <w:rFonts w:ascii="맑은 고딕" w:hAnsi="맑은 고딕" w:eastAsia="맑은 고딕"/>
           <w:b/>
           <w:color w:val="1A1D24"/>
           <w:sz w:val="21"/>
         </w:rPr>
-        <w:t>`lib/api.ts` 단일 창구 규약.</w:t>
+        <w:t xml:space="preserve"> 단일 창구 규약.</w:t>
       </w:r>
       <w:r>
         <w:rPr>
@@ -15959,7 +17118,7 @@
           <w:color w:val="1A1D24"/>
           <w:sz w:val="21"/>
         </w:rPr>
-        <w:t xml:space="preserve"> localStorage → SQLite 이관, 크로스 도메인 쿠키 대응 모두 이 규약 덕분에 고칠 지점이 한 곳이었다.</w:t>
+        <w:t xml:space="preserve"> localStorage → SQLite 이관, 크로스 도메인 쿠키 대응 모두 이 규약 덕분에 고칠 지점이 한 곳이었다. 뒤에 DB 를 Postgres 로 바꿀 때 프론트는 한 줄도 바뀌지 않았다.</w:t>
       </w:r>
     </w:p>
     <w:p>
@@ -16033,7 +17192,7 @@
           <w:color w:val="1A1D24"/>
           <w:sz w:val="21"/>
         </w:rPr>
-        <w:t>CI를 마지막까지 미룬 것.</w:t>
+        <w:t>CI를 늦게 깐 것.</w:t>
       </w:r>
       <w:r>
         <w:rPr>
@@ -16042,7 +17201,7 @@
           <w:color w:val="1A1D24"/>
           <w:sz w:val="21"/>
         </w:rPr>
-        <w:t xml:space="preserve"> 테스트는 177건을 만들어 놓고 자동 실행은 수동이다. PR마다 세 앱을 검증하는 파이프라인을 먼저 깔았어야 했다.</w:t>
+        <w:t xml:space="preserve"> 테스트를 170건 넘게 만들어 놓고도 한동안 수동으로 돌렸다. 지금은 GitHub Actions 가 PR마다 세 앱을 검증하지만, 처음부터 깔았어야 했다.</w:t>
       </w:r>
     </w:p>
     <w:p>
@@ -16053,12 +17212,21 @@
       </w:pPr>
       <w:r>
         <w:rPr>
+          <w:rFonts w:ascii="Consolas" w:hAnsi="Consolas" w:eastAsia="Consolas"/>
+          <w:b/>
+          <w:color w:val="223355"/>
+          <w:sz w:val="20"/>
+        </w:rPr>
+        <w:t>data/store.ts</w:t>
+      </w:r>
+      <w:r>
+        <w:rPr>
           <w:rFonts w:ascii="맑은 고딕" w:hAnsi="맑은 고딕" w:eastAsia="맑은 고딕"/>
           <w:b/>
           <w:color w:val="1A1D24"/>
           <w:sz w:val="21"/>
         </w:rPr>
-        <w:t>`data/store.ts` 가 1,500줄이 되도록 방치한 것.</w:t>
+        <w:t xml:space="preserve"> 가 1,500줄이 되도록 방치한 것.</w:t>
       </w:r>
       <w:r>
         <w:rPr>
@@ -16123,7 +17291,7 @@
           <w:color w:val="1A1D24"/>
           <w:sz w:val="21"/>
         </w:rPr>
-        <w:t xml:space="preserve">백엔드 공개 배포 → 프론트 재배포로 </w:t>
+        <w:t xml:space="preserve">Oracle VM 구축 · 도메인 연결 → 프론트 재배포로 </w:t>
       </w:r>
       <w:r>
         <w:rPr>
@@ -16157,7 +17325,16 @@
           <w:color w:val="1A1D24"/>
           <w:sz w:val="21"/>
         </w:rPr>
-        <w:t>CI 파이프라인 (PR마다 3개 앱 typecheck / lint / test)</w:t>
+        <w:t xml:space="preserve">CI 파이프라인 — </w:t>
+      </w:r>
+      <w:r>
+        <w:rPr>
+          <w:rFonts w:ascii="맑은 고딕" w:hAnsi="맑은 고딕" w:eastAsia="맑은 고딕"/>
+          <w:b/>
+          <w:color w:val="1A1D24"/>
+          <w:sz w:val="21"/>
+        </w:rPr>
+        <w:t>완료 (097)</w:t>
       </w:r>
     </w:p>
     <w:p>
@@ -16244,7 +17421,71 @@
           <w:color w:val="223355"/>
           <w:sz w:val="20"/>
         </w:rPr>
-        <w:t># 1. 백엔드</w:t>
+        <w:t># 0. DB (최초 1회) — 내 PC 의 PostgreSQL 16 에 vidshare 계정·DB</w:t>
+      </w:r>
+    </w:p>
+    <w:p>
+      <w:pPr>
+        <w:spacing w:before="0" w:after="0"/>
+        <w:ind w:left="259"/>
+        <w:shd w:val="clear" w:fill="F4F5F8"/>
+      </w:pPr>
+      <w:r>
+        <w:rPr>
+          <w:rFonts w:ascii="Consolas" w:hAnsi="Consolas" w:eastAsia="Consolas"/>
+          <w:b w:val="0"/>
+          <w:color w:val="223355"/>
+          <w:sz w:val="20"/>
+        </w:rPr>
+        <w:t>powershell -ExecutionPolicy Bypass -File deploy\windows\setup-postgres-d.ps1</w:t>
+      </w:r>
+    </w:p>
+    <w:p>
+      <w:pPr>
+        <w:spacing w:before="0" w:after="0"/>
+        <w:ind w:left="259"/>
+        <w:shd w:val="clear" w:fill="F4F5F8"/>
+      </w:pPr>
+      <w:r>
+        <w:rPr>
+          <w:rFonts w:ascii="Consolas" w:hAnsi="Consolas" w:eastAsia="Consolas"/>
+          <w:b w:val="0"/>
+          <w:color w:val="223355"/>
+          <w:sz w:val="20"/>
+        </w:rPr>
+        <w:t>#    출력된 DATABASE_URL / DATABASE_URL_TEST / UPLOADS_PATH 를 BackendServer/.env 에</w:t>
+      </w:r>
+    </w:p>
+    <w:p>
+      <w:pPr>
+        <w:spacing w:before="0" w:after="0"/>
+        <w:ind w:left="259"/>
+        <w:shd w:val="clear" w:fill="F4F5F8"/>
+      </w:pPr>
+      <w:r>
+        <w:rPr>
+          <w:rFonts w:ascii="Consolas" w:hAnsi="Consolas" w:eastAsia="Consolas"/>
+          <w:b w:val="0"/>
+          <w:color w:val="223355"/>
+          <w:sz w:val="20"/>
+        </w:rPr>
+        <w:t xml:space="preserve"> </w:t>
+      </w:r>
+    </w:p>
+    <w:p>
+      <w:pPr>
+        <w:spacing w:before="0" w:after="0"/>
+        <w:ind w:left="259"/>
+        <w:shd w:val="clear" w:fill="F4F5F8"/>
+      </w:pPr>
+      <w:r>
+        <w:rPr>
+          <w:rFonts w:ascii="Consolas" w:hAnsi="Consolas" w:eastAsia="Consolas"/>
+          <w:b w:val="0"/>
+          <w:color w:val="223355"/>
+          <w:sz w:val="20"/>
+        </w:rPr>
+        <w:t># 1. 백엔드 (시작 시 마이그레이션 자동 적용)</w:t>
       </w:r>
     </w:p>
     <w:p>

--- a/portfolio/VidShare-포트폴리오.docx
+++ b/portfolio/VidShare-포트폴리오.docx
@@ -88,7 +88,7 @@
           <w:color w:val="1A1D24"/>
           <w:sz w:val="20"/>
         </w:rPr>
-        <w:t>Next.js 16 · React 19 · TypeScript · Express · SQLite · LangChain</w:t>
+        <w:t>Next.js 16 · React 19 · TypeScript · Express · PostgreSQL · LangChain</w:t>
       </w:r>
     </w:p>
     <w:p>
@@ -112,7 +112,7 @@
           <w:color w:val="1A1D24"/>
           <w:sz w:val="20"/>
         </w:rPr>
-        <w:t>2026-08-14 ~ 2026-09-07</w:t>
+        <w:t>2026-08-14 ~ 2026-10-02</w:t>
       </w:r>
     </w:p>
     <w:p>
@@ -136,7 +136,31 @@
           <w:color w:val="1A1D24"/>
           <w:sz w:val="20"/>
         </w:rPr>
-        <w:t>약 15,700줄 · API 82개 · 테이블 22개 · 테스트 177건</w:t>
+        <w:t>약 16,100줄 · API 82개 · 테이블 22개 · 테스트 191건</w:t>
+      </w:r>
+    </w:p>
+    <w:p>
+      <w:pPr>
+        <w:spacing w:after="60"/>
+        <w:jc w:val="center"/>
+      </w:pPr>
+      <w:r>
+        <w:rPr>
+          <w:rFonts w:ascii="맑은 고딕" w:hAnsi="맑은 고딕" w:eastAsia="맑은 고딕"/>
+          <w:b/>
+          <w:color w:val="5A6372"/>
+          <w:sz w:val="20"/>
+        </w:rPr>
+        <w:t xml:space="preserve">운영   </w:t>
+      </w:r>
+      <w:r>
+        <w:rPr>
+          <w:rFonts w:ascii="맑은 고딕" w:hAnsi="맑은 고딕" w:eastAsia="맑은 고딕"/>
+          <w:b w:val="0"/>
+          <w:color w:val="1A1D24"/>
+          <w:sz w:val="20"/>
+        </w:rPr>
+        <w:t>Cloudflare Workers + Oracle Cloud VM (운영 중)</w:t>
       </w:r>
     </w:p>
     <w:p>
@@ -354,7 +378,7 @@
                 <w:color w:val="1A1D24"/>
                 <w:sz w:val="19"/>
               </w:rPr>
-              <w:t>2026-08-14 ~ 2026-10-02 (기능 3.5주 + PostgreSQL 전환·배포 준비)</w:t>
+              <w:t>2026-08-14 ~ 2026-10-02 (기능 3.5주 + PostgreSQL 전환 · Oracle Cloud 운영 배포)</w:t>
             </w:r>
           </w:p>
         </w:tc>
@@ -447,7 +471,7 @@
                 <w:color w:val="1A1D24"/>
                 <w:sz w:val="19"/>
               </w:rPr>
-              <w:t xml:space="preserve"> 브랜치, 커밋 177건 — 커밋마다 상세 기록 문서 동반 · GitHub Actions CI</w:t>
+              <w:t xml:space="preserve"> 브랜치, 커밋 188건 — 커밋마다 상세 기록 문서 동반 · GitHub Actions CI</w:t>
             </w:r>
           </w:p>
         </w:tc>
@@ -532,6 +556,57 @@
                 <w:sz w:val="19"/>
               </w:rPr>
               <w:t>https://vidshare-console.limjinheng0120.workers.dev</w:t>
+            </w:r>
+          </w:p>
+        </w:tc>
+      </w:tr>
+      <w:tr>
+        <w:tc>
+          <w:tcPr>
+            <w:tcW w:type="dxa" w:w="4824"/>
+          </w:tcPr>
+          <w:p>
+            <w:pPr>
+              <w:spacing w:before="40" w:after="40"/>
+            </w:pPr>
+            <w:r/>
+            <w:r>
+              <w:rPr>
+                <w:rFonts w:ascii="맑은 고딕" w:hAnsi="맑은 고딕" w:eastAsia="맑은 고딕"/>
+                <w:b w:val="0"/>
+                <w:color w:val="1A1D24"/>
+                <w:sz w:val="19"/>
+              </w:rPr>
+              <w:t>API 서버</w:t>
+            </w:r>
+          </w:p>
+        </w:tc>
+        <w:tc>
+          <w:tcPr>
+            <w:tcW w:type="dxa" w:w="4824"/>
+          </w:tcPr>
+          <w:p>
+            <w:pPr>
+              <w:spacing w:before="40" w:after="40"/>
+            </w:pPr>
+            <w:r/>
+            <w:r>
+              <w:rPr>
+                <w:rFonts w:ascii="맑은 고딕" w:hAnsi="맑은 고딕" w:eastAsia="맑은 고딕"/>
+                <w:b w:val="0"/>
+                <w:color w:val="1A1D24"/>
+                <w:sz w:val="19"/>
+              </w:rPr>
+              <w:t xml:space="preserve">Oracle Cloud VM (ARM 2 OCPU / 11GB) — Cloudflare Tunnel 로 HTTPS 공개 · </w:t>
+            </w:r>
+            <w:r>
+              <w:rPr>
+                <w:rFonts w:ascii="맑은 고딕" w:hAnsi="맑은 고딕" w:eastAsia="맑은 고딕"/>
+                <w:b/>
+                <w:color w:val="1A1D24"/>
+                <w:sz w:val="19"/>
+              </w:rPr>
+              <w:t>운영 중</w:t>
             </w:r>
           </w:p>
         </w:tc>
@@ -937,7 +1012,7 @@
                 <w:color w:val="1A1D24"/>
                 <w:sz w:val="19"/>
               </w:rPr>
-              <w:t>188건 (백엔드 148 · 프론트 32 · E2E 8 시나리오) — E2E 외 180건은 CI 에서 자동 실행</w:t>
+              <w:t>191건 (백엔드 151 · 프론트 32 · E2E 8 시나리오) — E2E 외 183건은 CI 에서 자동 실행</w:t>
             </w:r>
           </w:p>
         </w:tc>
@@ -979,7 +1054,7 @@
                 <w:color w:val="1A1D24"/>
                 <w:sz w:val="19"/>
               </w:rPr>
-              <w:t>아키텍처 · 배포 · 운영 절차서 · 보안 · 로드맵 + 커밋 상세 100편</w:t>
+              <w:t>아키텍처 · 배포 · 운영 절차서 · 보안 · 로드맵 + 커밋 상세 105편</w:t>
             </w:r>
           </w:p>
         </w:tc>
@@ -1819,7 +1894,7 @@
                 <w:color w:val="1A1D24"/>
                 <w:sz w:val="19"/>
               </w:rPr>
-              <w:t>Cloudflare Workers (OpenNext) · Oracle Cloud VM (Caddy + systemd)</w:t>
+              <w:t>Cloudflare Workers (OpenNext) · Oracle Cloud VM (systemd) · Cloudflare Tunnel</w:t>
             </w:r>
           </w:p>
         </w:tc>
@@ -1839,7 +1914,7 @@
                 <w:color w:val="1A1D24"/>
                 <w:sz w:val="19"/>
               </w:rPr>
-              <w:t>프론트 2종은 엣지, 백엔드는 디스크가 붙은 VM 1대</w:t>
+              <w:t>프론트 2종은 엣지, 백엔드는 상시 가동 VM 1대를 아웃바운드 터널로 공개</w:t>
             </w:r>
           </w:p>
         </w:tc>
@@ -12416,6 +12491,103 @@
     </w:p>
     <w:p>
       <w:pPr>
+        <w:pStyle w:val="ListBullet"/>
+        <w:spacing w:after="40"/>
+        <w:ind w:left="360"/>
+      </w:pPr>
+      <w:r>
+        <w:rPr>
+          <w:rFonts w:ascii="맑은 고딕" w:hAnsi="맑은 고딕" w:eastAsia="맑은 고딕"/>
+          <w:b/>
+          <w:color w:val="1A1D24"/>
+          <w:sz w:val="21"/>
+        </w:rPr>
+        <w:t>관리자 계정 복구</w:t>
+      </w:r>
+      <w:r>
+        <w:rPr>
+          <w:rFonts w:ascii="맑은 고딕" w:hAnsi="맑은 고딕" w:eastAsia="맑은 고딕"/>
+          <w:b w:val="0"/>
+          <w:color w:val="1A1D24"/>
+          <w:sz w:val="21"/>
+        </w:rPr>
+        <w:t xml:space="preserve"> — 해시는 되돌릴 수 없으므로 "찾기"는 핸들 목록(</w:t>
+      </w:r>
+      <w:r>
+        <w:rPr>
+          <w:rFonts w:ascii="Consolas" w:hAnsi="Consolas" w:eastAsia="Consolas"/>
+          <w:b w:val="0"/>
+          <w:color w:val="223355"/>
+          <w:sz w:val="20"/>
+        </w:rPr>
+        <w:t>npm run list-admins</w:t>
+      </w:r>
+      <w:r>
+        <w:rPr>
+          <w:rFonts w:ascii="맑은 고딕" w:hAnsi="맑은 고딕" w:eastAsia="맑은 고딕"/>
+          <w:b w:val="0"/>
+          <w:color w:val="1A1D24"/>
+          <w:sz w:val="21"/>
+        </w:rPr>
+        <w:t>), "복구"는 재설정(</w:t>
+      </w:r>
+      <w:r>
+        <w:rPr>
+          <w:rFonts w:ascii="Consolas" w:hAnsi="Consolas" w:eastAsia="Consolas"/>
+          <w:b w:val="0"/>
+          <w:color w:val="223355"/>
+          <w:sz w:val="20"/>
+        </w:rPr>
+        <w:t>npm run reset-password -- &lt;handle&gt; --generate</w:t>
+      </w:r>
+      <w:r>
+        <w:rPr>
+          <w:rFonts w:ascii="맑은 고딕" w:hAnsi="맑은 고딕" w:eastAsia="맑은 고딕"/>
+          <w:b w:val="0"/>
+          <w:color w:val="1A1D24"/>
+          <w:sz w:val="21"/>
+        </w:rPr>
+        <w:t xml:space="preserve">)으로 만들었다. 재설정과 그 계정의 세션 삭제를 한 트랜잭션으로 묶는다. 이메일 같은 본인 확인 수단이 없어 웹에는 두지 않고, </w:t>
+      </w:r>
+      <w:r>
+        <w:rPr>
+          <w:rFonts w:ascii="맑은 고딕" w:hAnsi="맑은 고딕" w:eastAsia="맑은 고딕"/>
+          <w:b/>
+          <w:color w:val="1A1D24"/>
+          <w:sz w:val="21"/>
+        </w:rPr>
+        <w:t>서버 SSH 키 보유 = 운영자</w:t>
+      </w:r>
+      <w:r>
+        <w:rPr>
+          <w:rFonts w:ascii="맑은 고딕" w:hAnsi="맑은 고딕" w:eastAsia="맑은 고딕"/>
+          <w:b w:val="0"/>
+          <w:color w:val="1A1D24"/>
+          <w:sz w:val="21"/>
+        </w:rPr>
+        <w:t xml:space="preserve">를 본인 확인으로 쓴다(내 PC 에서는 </w:t>
+      </w:r>
+      <w:r>
+        <w:rPr>
+          <w:rFonts w:ascii="Consolas" w:hAnsi="Consolas" w:eastAsia="Consolas"/>
+          <w:b w:val="0"/>
+          <w:color w:val="223355"/>
+          <w:sz w:val="20"/>
+        </w:rPr>
+        <w:t>admin-tools.ps1 -Reset &lt;handle&gt;</w:t>
+      </w:r>
+      <w:r>
+        <w:rPr>
+          <w:rFonts w:ascii="맑은 고딕" w:hAnsi="맑은 고딕" w:eastAsia="맑은 고딕"/>
+          <w:b w:val="0"/>
+          <w:color w:val="1A1D24"/>
+          <w:sz w:val="21"/>
+        </w:rPr>
+        <w:t>).</w:t>
+      </w:r>
+    </w:p>
+    <w:p>
+      <w:pPr>
         <w:keepNext/>
         <w:spacing w:before="240" w:after="120"/>
       </w:pPr>
@@ -12555,7 +12727,7 @@
           <w:color w:val="223355"/>
           <w:sz w:val="20"/>
         </w:rPr>
-        <w:t>npm test        # 148건 통과 (테스트 DB 의 임시 스키마에 마이그레이션·시드 후 supertest)</w:t>
+        <w:t>npm test        # 151건 통과 (테스트 DB 의 임시 스키마에 마이그레이션·시드 후 supertest)</w:t>
       </w:r>
     </w:p>
     <w:p>
@@ -15361,7 +15533,320 @@
           <w:color w:val="1A1D24"/>
           <w:sz w:val="25"/>
         </w:rPr>
-        <w:t xml:space="preserve">7.6 </w:t>
+        <w:t>7.6 80·443 이 막힌 VM 을 공개하기 — 아웃바운드 터널</w:t>
+      </w:r>
+    </w:p>
+    <w:p>
+      <w:r>
+        <w:rPr>
+          <w:rFonts w:ascii="맑은 고딕" w:hAnsi="맑은 고딕" w:eastAsia="맑은 고딕"/>
+          <w:b/>
+          <w:color w:val="1A1D24"/>
+          <w:sz w:val="21"/>
+        </w:rPr>
+        <w:t>증상</w:t>
+      </w:r>
+      <w:r>
+        <w:rPr>
+          <w:rFonts w:ascii="맑은 고딕" w:hAnsi="맑은 고딕" w:eastAsia="맑은 고딕"/>
+          <w:b w:val="0"/>
+          <w:color w:val="1A1D24"/>
+          <w:sz w:val="21"/>
+        </w:rPr>
+        <w:t xml:space="preserve"> — 백엔드를 올린 Oracle VM 에서 서버는 잘 떠 있는데, 바깥에서 80·443 으로 접속이 안 됐다. VM 안의 방화벽(iptables)을 열어도 그대로였다.</w:t>
+      </w:r>
+    </w:p>
+    <w:p>
+      <w:r>
+        <w:rPr>
+          <w:rFonts w:ascii="맑은 고딕" w:hAnsi="맑은 고딕" w:eastAsia="맑은 고딕"/>
+          <w:b/>
+          <w:color w:val="1A1D24"/>
+          <w:sz w:val="21"/>
+        </w:rPr>
+        <w:t>원인</w:t>
+      </w:r>
+      <w:r>
+        <w:rPr>
+          <w:rFonts w:ascii="맑은 고딕" w:hAnsi="맑은 고딕" w:eastAsia="맑은 고딕"/>
+          <w:b w:val="0"/>
+          <w:color w:val="1A1D24"/>
+          <w:sz w:val="21"/>
+        </w:rPr>
+        <w:t xml:space="preserve"> — OCI 는 VM 바깥의 </w:t>
+      </w:r>
+      <w:r>
+        <w:rPr>
+          <w:rFonts w:ascii="맑은 고딕" w:hAnsi="맑은 고딕" w:eastAsia="맑은 고딕"/>
+          <w:b/>
+          <w:color w:val="1A1D24"/>
+          <w:sz w:val="21"/>
+        </w:rPr>
+        <w:t>보안 목록</w:t>
+      </w:r>
+      <w:r>
+        <w:rPr>
+          <w:rFonts w:ascii="맑은 고딕" w:hAnsi="맑은 고딕" w:eastAsia="맑은 고딕"/>
+          <w:b w:val="0"/>
+          <w:color w:val="1A1D24"/>
+          <w:sz w:val="21"/>
+        </w:rPr>
+        <w:t>이 먼저 막는다. 22 번만 열려 있었고, 이건 VM 안에서 바꿀 수 없다. 그래서 계획했던 Caddy + Let's Encrypt(80 번으로 인증) 구성이 성립하지 않았다.</w:t>
+      </w:r>
+    </w:p>
+    <w:p>
+      <w:r>
+        <w:rPr>
+          <w:rFonts w:ascii="맑은 고딕" w:hAnsi="맑은 고딕" w:eastAsia="맑은 고딕"/>
+          <w:b/>
+          <w:color w:val="1A1D24"/>
+          <w:sz w:val="21"/>
+        </w:rPr>
+        <w:t>해결</w:t>
+      </w:r>
+      <w:r>
+        <w:rPr>
+          <w:rFonts w:ascii="맑은 고딕" w:hAnsi="맑은 고딕" w:eastAsia="맑은 고딕"/>
+          <w:b w:val="0"/>
+          <w:color w:val="1A1D24"/>
+          <w:sz w:val="21"/>
+        </w:rPr>
+        <w:t xml:space="preserve"> — 들어오는 포트가 필요 없는 구조로 바꿨다. </w:t>
+      </w:r>
+      <w:r>
+        <w:rPr>
+          <w:rFonts w:ascii="Consolas" w:hAnsi="Consolas" w:eastAsia="Consolas"/>
+          <w:b w:val="0"/>
+          <w:color w:val="223355"/>
+          <w:sz w:val="20"/>
+        </w:rPr>
+        <w:t>cloudflared</w:t>
+      </w:r>
+      <w:r>
+        <w:rPr>
+          <w:rFonts w:ascii="맑은 고딕" w:hAnsi="맑은 고딕" w:eastAsia="맑은 고딕"/>
+          <w:b w:val="0"/>
+          <w:color w:val="1A1D24"/>
+          <w:sz w:val="21"/>
+        </w:rPr>
+        <w:t xml:space="preserve"> 가 VM 에서 </w:t>
+      </w:r>
+      <w:r>
+        <w:rPr>
+          <w:rFonts w:ascii="맑은 고딕" w:hAnsi="맑은 고딕" w:eastAsia="맑은 고딕"/>
+          <w:b/>
+          <w:color w:val="1A1D24"/>
+          <w:sz w:val="21"/>
+        </w:rPr>
+        <w:t>바깥으로</w:t>
+      </w:r>
+      <w:r>
+        <w:rPr>
+          <w:rFonts w:ascii="맑은 고딕" w:hAnsi="맑은 고딕" w:eastAsia="맑은 고딕"/>
+          <w:b w:val="0"/>
+          <w:color w:val="1A1D24"/>
+          <w:sz w:val="21"/>
+        </w:rPr>
+        <w:t xml:space="preserve"> Cloudflare 에 연결하고, Cloudflare 가 </w:t>
+      </w:r>
+      <w:r>
+        <w:rPr>
+          <w:rFonts w:ascii="Consolas" w:hAnsi="Consolas" w:eastAsia="Consolas"/>
+          <w:b w:val="0"/>
+          <w:color w:val="223355"/>
+          <w:sz w:val="20"/>
+        </w:rPr>
+        <w:t>*.trycloudflare.com</w:t>
+      </w:r>
+      <w:r>
+        <w:rPr>
+          <w:rFonts w:ascii="맑은 고딕" w:hAnsi="맑은 고딕" w:eastAsia="맑은 고딕"/>
+          <w:b w:val="0"/>
+          <w:color w:val="1A1D24"/>
+          <w:sz w:val="21"/>
+        </w:rPr>
+        <w:t xml:space="preserve"> HTTPS 주소로 받은 요청을 그 연결로 흘려 준다. 인증서도 Cloudflare 가 처리한다. 남은 문제는 </w:t>
+      </w:r>
+      <w:r>
+        <w:rPr>
+          <w:rFonts w:ascii="맑은 고딕" w:hAnsi="맑은 고딕" w:eastAsia="맑은 고딕"/>
+          <w:b/>
+          <w:color w:val="1A1D24"/>
+          <w:sz w:val="21"/>
+        </w:rPr>
+        <w:t>이 주소가 재시작마다 바뀐다</w:t>
+      </w:r>
+      <w:r>
+        <w:rPr>
+          <w:rFonts w:ascii="맑은 고딕" w:hAnsi="맑은 고딕" w:eastAsia="맑은 고딕"/>
+          <w:b w:val="0"/>
+          <w:color w:val="1A1D24"/>
+          <w:sz w:val="21"/>
+        </w:rPr>
+        <w:t>는 것 — 내 PC 의 예약 작업(</w:t>
+      </w:r>
+      <w:r>
+        <w:rPr>
+          <w:rFonts w:ascii="Consolas" w:hAnsi="Consolas" w:eastAsia="Consolas"/>
+          <w:b w:val="0"/>
+          <w:color w:val="223355"/>
+          <w:sz w:val="20"/>
+        </w:rPr>
+        <w:t>sync-tunnel-url.ps1</w:t>
+      </w:r>
+      <w:r>
+        <w:rPr>
+          <w:rFonts w:ascii="맑은 고딕" w:hAnsi="맑은 고딕" w:eastAsia="맑은 고딕"/>
+          <w:b w:val="0"/>
+          <w:color w:val="1A1D24"/>
+          <w:sz w:val="21"/>
+        </w:rPr>
+        <w:t>, 매시간)이 현재 주소를 서버에서 읽어 바뀌었으면 프론트·콘솔을 다시 빌드·배포한다.</w:t>
+      </w:r>
+    </w:p>
+    <w:p>
+      <w:r>
+        <w:rPr>
+          <w:rFonts w:ascii="맑은 고딕" w:hAnsi="맑은 고딕" w:eastAsia="맑은 고딕"/>
+          <w:b/>
+          <w:color w:val="1A1D24"/>
+          <w:sz w:val="21"/>
+        </w:rPr>
+        <w:t>잡은 함정</w:t>
+      </w:r>
+      <w:r>
+        <w:rPr>
+          <w:rFonts w:ascii="맑은 고딕" w:hAnsi="맑은 고딕" w:eastAsia="맑은 고딕"/>
+          <w:b w:val="0"/>
+          <w:color w:val="1A1D24"/>
+          <w:sz w:val="21"/>
+        </w:rPr>
+        <w:t xml:space="preserve"> — 이 스크립트가 처음엔 재배포 중간에 멈췄다. PowerShell 5.1 은 npm 이 stderr 로 내는 경고를 오류로 감싸 </w:t>
+      </w:r>
+      <w:r>
+        <w:rPr>
+          <w:rFonts w:ascii="Consolas" w:hAnsi="Consolas" w:eastAsia="Consolas"/>
+          <w:b w:val="0"/>
+          <w:color w:val="223355"/>
+          <w:sz w:val="20"/>
+        </w:rPr>
+        <w:t>ErrorActionPreference=Stop</w:t>
+      </w:r>
+      <w:r>
+        <w:rPr>
+          <w:rFonts w:ascii="맑은 고딕" w:hAnsi="맑은 고딕" w:eastAsia="맑은 고딕"/>
+          <w:b w:val="0"/>
+          <w:color w:val="1A1D24"/>
+          <w:sz w:val="21"/>
+        </w:rPr>
+        <w:t xml:space="preserve"> 이 중단시킨다. 또 실패한 뒤 다음 실행이 "변경 없음"으로 판단했다 — 비교 기준을 배포 </w:t>
+      </w:r>
+      <w:r>
+        <w:rPr>
+          <w:rFonts w:ascii="맑은 고딕" w:hAnsi="맑은 고딕" w:eastAsia="맑은 고딕"/>
+          <w:b/>
+          <w:color w:val="1A1D24"/>
+          <w:sz w:val="21"/>
+        </w:rPr>
+        <w:t>전에</w:t>
+      </w:r>
+      <w:r>
+        <w:rPr>
+          <w:rFonts w:ascii="맑은 고딕" w:hAnsi="맑은 고딕" w:eastAsia="맑은 고딕"/>
+          <w:b w:val="0"/>
+          <w:color w:val="1A1D24"/>
+          <w:sz w:val="21"/>
+        </w:rPr>
+        <w:t xml:space="preserve"> 고치는 </w:t>
+      </w:r>
+      <w:r>
+        <w:rPr>
+          <w:rFonts w:ascii="Consolas" w:hAnsi="Consolas" w:eastAsia="Consolas"/>
+          <w:b w:val="0"/>
+          <w:color w:val="223355"/>
+          <w:sz w:val="20"/>
+        </w:rPr>
+        <w:t>.env.production</w:t>
+      </w:r>
+      <w:r>
+        <w:rPr>
+          <w:rFonts w:ascii="맑은 고딕" w:hAnsi="맑은 고딕" w:eastAsia="맑은 고딕"/>
+          <w:b w:val="0"/>
+          <w:color w:val="1A1D24"/>
+          <w:sz w:val="21"/>
+        </w:rPr>
+        <w:t xml:space="preserve"> 으로 잡았기 때문이다. 기준을 "두 앱 배포가 모두 성공한 뒤에만 쓰는 상태 파일"로 바꿨다.</w:t>
+      </w:r>
+    </w:p>
+    <w:p>
+      <w:r>
+        <w:rPr>
+          <w:rFonts w:ascii="맑은 고딕" w:hAnsi="맑은 고딕" w:eastAsia="맑은 고딕"/>
+          <w:b/>
+          <w:color w:val="1A1D24"/>
+          <w:sz w:val="21"/>
+        </w:rPr>
+        <w:t>배운 것</w:t>
+      </w:r>
+      <w:r>
+        <w:rPr>
+          <w:rFonts w:ascii="맑은 고딕" w:hAnsi="맑은 고딕" w:eastAsia="맑은 고딕"/>
+          <w:b w:val="0"/>
+          <w:color w:val="1A1D24"/>
+          <w:sz w:val="21"/>
+        </w:rPr>
+        <w:t xml:space="preserve"> — 클라우드의 네트워크 경계는 서버 안이 아니라 </w:t>
+      </w:r>
+      <w:r>
+        <w:rPr>
+          <w:rFonts w:ascii="맑은 고딕" w:hAnsi="맑은 고딕" w:eastAsia="맑은 고딕"/>
+          <w:b/>
+          <w:color w:val="1A1D24"/>
+          <w:sz w:val="21"/>
+        </w:rPr>
+        <w:t>바깥에 한 겹 더</w:t>
+      </w:r>
+      <w:r>
+        <w:rPr>
+          <w:rFonts w:ascii="맑은 고딕" w:hAnsi="맑은 고딕" w:eastAsia="맑은 고딕"/>
+          <w:b w:val="0"/>
+          <w:color w:val="1A1D24"/>
+          <w:sz w:val="21"/>
+        </w:rPr>
+        <w:t xml:space="preserve"> 있다. 그리고 자동화 스크립트의 "이미 했음" 판단은 </w:t>
+      </w:r>
+      <w:r>
+        <w:rPr>
+          <w:rFonts w:ascii="맑은 고딕" w:hAnsi="맑은 고딕" w:eastAsia="맑은 고딕"/>
+          <w:b/>
+          <w:color w:val="1A1D24"/>
+          <w:sz w:val="21"/>
+        </w:rPr>
+        <w:t>성공한 결과</w:t>
+      </w:r>
+      <w:r>
+        <w:rPr>
+          <w:rFonts w:ascii="맑은 고딕" w:hAnsi="맑은 고딕" w:eastAsia="맑은 고딕"/>
+          <w:b w:val="0"/>
+          <w:color w:val="1A1D24"/>
+          <w:sz w:val="21"/>
+        </w:rPr>
+        <w:t>를 기준으로 해야 한다. 시도한 흔적을 기준으로 하면 실패가 성공으로 기록된다.</w:t>
+      </w:r>
+    </w:p>
+    <w:p>
+      <w:pPr>
+        <w:keepNext/>
+        <w:spacing w:before="240" w:after="120"/>
+      </w:pPr>
+      <w:r>
+        <w:rPr>
+          <w:rFonts w:ascii="맑은 고딕" w:hAnsi="맑은 고딕" w:eastAsia="맑은 고딕"/>
+          <w:b/>
+          <w:color w:val="1A1D24"/>
+          <w:sz w:val="25"/>
+        </w:rPr>
+        <w:t xml:space="preserve">7.7 </w:t>
       </w:r>
       <w:r>
         <w:rPr>
@@ -15700,7 +16185,7 @@
                 <w:color w:val="1A1D24"/>
                 <w:sz w:val="19"/>
               </w:rPr>
-              <w:t>148</w:t>
+              <w:t>151</w:t>
             </w:r>
           </w:p>
         </w:tc>
@@ -15720,7 +16205,7 @@
                 <w:color w:val="1A1D24"/>
                 <w:sz w:val="19"/>
               </w:rPr>
-              <w:t>인증·쇼츠·댓글·팔로우·재생목록·검색·관리자 API·마이그레이션·데이터 이관</w:t>
+              <w:t>인증·쇼츠·댓글·팔로우·재생목록·검색·관리자 API·비밀번호 재설정·마이그레이션·데이터 이관</w:t>
             </w:r>
           </w:p>
         </w:tc>
@@ -16177,7 +16662,7 @@
           <w:color w:val="1A1D24"/>
           <w:sz w:val="21"/>
         </w:rPr>
-        <w:t>를 남기고 인덱스에 한 줄 추가한다. 현재 100편.</w:t>
+        <w:t>를 남기고 인덱스에 한 줄 추가한다. 현재 105편.</w:t>
       </w:r>
     </w:p>
     <w:p>
@@ -16475,7 +16960,7 @@
                 <w:color w:val="1A1D24"/>
                 <w:sz w:val="19"/>
               </w:rPr>
-              <w:t>Oracle Cloud VM — Caddy(HTTPS) + systemd + PostgreSQL 16</w:t>
+              <w:t>Oracle Cloud VM — systemd + PostgreSQL 16 + Cloudflare Tunnel</w:t>
             </w:r>
           </w:p>
         </w:tc>
@@ -16490,12 +16975,30 @@
             <w:r/>
             <w:r>
               <w:rPr>
-                <w:rFonts w:ascii="맑은 고딕" w:hAnsi="맑은 고딕" w:eastAsia="맑은 고딕"/>
-                <w:b w:val="0"/>
-                <w:color w:val="1A1D24"/>
-                <w:sz w:val="19"/>
-              </w:rPr>
-              <w:t>스크립트 준비됨 · 구축 전</w:t>
+                <w:rFonts w:ascii="Consolas" w:hAnsi="Consolas" w:eastAsia="Consolas"/>
+                <w:b w:val="0"/>
+                <w:color w:val="223355"/>
+                <w:sz w:val="18"/>
+              </w:rPr>
+              <w:t>*.trycloudflare.com</w:t>
+            </w:r>
+            <w:r>
+              <w:rPr>
+                <w:rFonts w:ascii="맑은 고딕" w:hAnsi="맑은 고딕" w:eastAsia="맑은 고딕"/>
+                <w:b w:val="0"/>
+                <w:color w:val="1A1D24"/>
+                <w:sz w:val="19"/>
+              </w:rPr>
+              <w:t xml:space="preserve"> (자동 동기화) · </w:t>
+            </w:r>
+            <w:r>
+              <w:rPr>
+                <w:rFonts w:ascii="맑은 고딕" w:hAnsi="맑은 고딕" w:eastAsia="맑은 고딕"/>
+                <w:b/>
+                <w:color w:val="1A1D24"/>
+                <w:sz w:val="19"/>
+              </w:rPr>
+              <w:t>운영 중</w:t>
             </w:r>
           </w:p>
         </w:tc>
@@ -16550,7 +17053,7 @@
           <w:color w:val="1A1D24"/>
           <w:sz w:val="21"/>
         </w:rPr>
-        <w:t xml:space="preserve">가 필요하다. Workers 런타임에는 둘 다 없다. 처음엔 내 PC 를 Cloudflare Tunnel 로 노출하려 했지만 PC 가 꺼지면 서비스도 멈춘다. 그래서 </w:t>
+        <w:t xml:space="preserve">가 필요하다. Workers 런타임에는 둘 다 없다. 내 PC 를 터널로 노출하는 안은 PC 가 꺼지면 서비스도 멈춰서 버렸고, </w:t>
       </w:r>
       <w:r>
         <w:rPr>
@@ -16559,7 +17062,7 @@
           <w:color w:val="1A1D24"/>
           <w:sz w:val="21"/>
         </w:rPr>
-        <w:t>블록 볼륨이 붙은 VM 1대</w:t>
+        <w:t>꺼지지 않는 VM 1대</w:t>
       </w:r>
       <w:r>
         <w:rPr>
@@ -16584,7 +17087,7 @@
           <w:color w:val="223355"/>
           <w:sz w:val="20"/>
         </w:rPr>
-        <w:t>app.&lt;도메인&gt;      → Cloudflare Workers (FrontServer)</w:t>
+        <w:t>사용자 브라우저</w:t>
       </w:r>
     </w:p>
     <w:p>
@@ -16600,7 +17103,7 @@
           <w:color w:val="223355"/>
           <w:sz w:val="20"/>
         </w:rPr>
-        <w:t>console.&lt;도메인&gt;  → Cloudflare Workers (console)</w:t>
+        <w:t xml:space="preserve"> ├─ vidshare-front.*.workers.dev    → Cloudflare Workers (FrontServer)</w:t>
       </w:r>
     </w:p>
     <w:p>
@@ -16616,7 +17119,7 @@
           <w:color w:val="223355"/>
           <w:sz w:val="20"/>
         </w:rPr>
-        <w:t>api.&lt;도메인&gt;      → Oracle VM ─ Caddy :443 ─┬─ /uploads/*  디스크에서 직접</w:t>
+        <w:t xml:space="preserve"> ├─ vidshare-console.*.workers.dev  → Cloudflare Workers (console)</w:t>
       </w:r>
     </w:p>
     <w:p>
@@ -16632,7 +17135,7 @@
           <w:color w:val="223355"/>
           <w:sz w:val="20"/>
         </w:rPr>
-        <w:t xml:space="preserve">                                           └─ 그 외       BackendServer :4000 → PostgreSQL :5432(localhost)</w:t>
+        <w:t xml:space="preserve"> └─ *.trycloudflare.com (HTTPS)     → Cloudflare ══ 아웃바운드 터널 ══ Oracle VM</w:t>
       </w:r>
     </w:p>
     <w:p>
@@ -16648,7 +17151,71 @@
           <w:color w:val="223355"/>
           <w:sz w:val="20"/>
         </w:rPr>
-        <w:t xml:space="preserve">                     블록 볼륨 /mnt/vidshare-data — pgdata · uploads · backups</w:t>
+        <w:t xml:space="preserve">                                                                     ├─ cloudflared (systemd)</w:t>
+      </w:r>
+    </w:p>
+    <w:p>
+      <w:pPr>
+        <w:spacing w:before="0" w:after="0"/>
+        <w:ind w:left="259"/>
+        <w:shd w:val="clear" w:fill="F4F5F8"/>
+      </w:pPr>
+      <w:r>
+        <w:rPr>
+          <w:rFonts w:ascii="Consolas" w:hAnsi="Consolas" w:eastAsia="Consolas"/>
+          <w:b w:val="0"/>
+          <w:color w:val="223355"/>
+          <w:sz w:val="20"/>
+        </w:rPr>
+        <w:t xml:space="preserve">                                                                     ├─ BackendServer :4000 (systemd)</w:t>
+      </w:r>
+    </w:p>
+    <w:p>
+      <w:pPr>
+        <w:spacing w:before="0" w:after="0"/>
+        <w:ind w:left="259"/>
+        <w:shd w:val="clear" w:fill="F4F5F8"/>
+      </w:pPr>
+      <w:r>
+        <w:rPr>
+          <w:rFonts w:ascii="Consolas" w:hAnsi="Consolas" w:eastAsia="Consolas"/>
+          <w:b w:val="0"/>
+          <w:color w:val="223355"/>
+          <w:sz w:val="20"/>
+        </w:rPr>
+        <w:t xml:space="preserve">                                                                     └─ PostgreSQL 16 :5432 (localhost 전용)</w:t>
+      </w:r>
+    </w:p>
+    <w:p>
+      <w:pPr>
+        <w:spacing w:before="0" w:after="0"/>
+        <w:ind w:left="259"/>
+        <w:shd w:val="clear" w:fill="F4F5F8"/>
+      </w:pPr>
+      <w:r>
+        <w:rPr>
+          <w:rFonts w:ascii="Consolas" w:hAnsi="Consolas" w:eastAsia="Consolas"/>
+          <w:b w:val="0"/>
+          <w:color w:val="223355"/>
+          <w:sz w:val="20"/>
+        </w:rPr>
+        <w:t xml:space="preserve"> 내 PC ── 매일 04:30 운영 백업·업로드 가져오기 → D:\vidshare-data\backups\prod</w:t>
+      </w:r>
+    </w:p>
+    <w:p>
+      <w:pPr>
+        <w:spacing w:before="0" w:after="0"/>
+        <w:ind w:left="259"/>
+        <w:shd w:val="clear" w:fill="F4F5F8"/>
+      </w:pPr>
+      <w:r>
+        <w:rPr>
+          <w:rFonts w:ascii="Consolas" w:hAnsi="Consolas" w:eastAsia="Consolas"/>
+          <w:b w:val="0"/>
+          <w:color w:val="223355"/>
+          <w:sz w:val="20"/>
+        </w:rPr>
+        <w:t xml:space="preserve">       └─ 매시간 터널 주소 확인 → 바뀌면 프론트·콘솔 재배포</w:t>
       </w:r>
     </w:p>
     <w:p>
@@ -16685,7 +17252,7 @@
                 <w:color w:val="1A1D24"/>
                 <w:sz w:val="19"/>
               </w:rPr>
-              <w:t>준비한 것</w:t>
+              <w:t>구성</w:t>
             </w:r>
           </w:p>
         </w:tc>
@@ -16723,12 +17290,12 @@
             <w:r/>
             <w:r>
               <w:rPr>
-                <w:rFonts w:ascii="Consolas" w:hAnsi="Consolas" w:eastAsia="Consolas"/>
-                <w:b w:val="0"/>
-                <w:color w:val="223355"/>
-                <w:sz w:val="18"/>
-              </w:rPr>
-              <w:t>deploy/oracle/setup-vm.sh</w:t>
+                <w:rFonts w:ascii="맑은 고딕" w:hAnsi="맑은 고딕" w:eastAsia="맑은 고딕"/>
+                <w:b w:val="0"/>
+                <w:color w:val="1A1D24"/>
+                <w:sz w:val="19"/>
+              </w:rPr>
+              <w:t>서버</w:t>
             </w:r>
           </w:p>
         </w:tc>
@@ -16748,7 +17315,25 @@
                 <w:color w:val="1A1D24"/>
                 <w:sz w:val="19"/>
               </w:rPr>
-              <w:t>Node 24·Postgres 16·Caddy 설치, 볼륨 마운트, DB 이전, systemd, 방화벽</w:t>
+              <w:t xml:space="preserve">Ubuntu 22.04 · ARM(A1) 2 OCPU / 11GB RAM — </w:t>
+            </w:r>
+            <w:r>
+              <w:rPr>
+                <w:rFonts w:ascii="맑은 고딕" w:hAnsi="맑은 고딕" w:eastAsia="맑은 고딕"/>
+                <w:b/>
+                <w:color w:val="1A1D24"/>
+                <w:sz w:val="19"/>
+              </w:rPr>
+              <w:t>VidShare 전용</w:t>
+            </w:r>
+            <w:r>
+              <w:rPr>
+                <w:rFonts w:ascii="맑은 고딕" w:hAnsi="맑은 고딕" w:eastAsia="맑은 고딕"/>
+                <w:b w:val="0"/>
+                <w:color w:val="1A1D24"/>
+                <w:sz w:val="19"/>
+              </w:rPr>
+              <w:t xml:space="preserve"> (다른 서비스와 섞지 않음)</w:t>
             </w:r>
           </w:p>
         </w:tc>
@@ -16770,7 +17355,7 @@
                 <w:color w:val="223355"/>
                 <w:sz w:val="18"/>
               </w:rPr>
-              <w:t>deploy/oracle/deploy.sh</w:t>
+              <w:t>deploy/oracle/setup-vm-tunnel.sh</w:t>
             </w:r>
           </w:p>
         </w:tc>
@@ -16790,7 +17375,7 @@
                 <w:color w:val="1A1D24"/>
                 <w:sz w:val="19"/>
               </w:rPr>
-              <w:t>백업 → 빌드 → 마이그레이션 → 재시작 → health 확인</w:t>
+              <w:t>최초 1회: Node 24·Postgres 16·cloudflared 설치, DB·계정·환경 파일, systemd(백엔드·터널)·야간 백업</w:t>
             </w:r>
           </w:p>
         </w:tc>
@@ -16807,12 +17392,12 @@
             <w:r/>
             <w:r>
               <w:rPr>
-                <w:rFonts w:ascii="맑은 고딕" w:hAnsi="맑은 고딕" w:eastAsia="맑은 고딕"/>
-                <w:b w:val="0"/>
-                <w:color w:val="1A1D24"/>
-                <w:sz w:val="19"/>
-              </w:rPr>
-              <w:t>백업</w:t>
+                <w:rFonts w:ascii="Consolas" w:hAnsi="Consolas" w:eastAsia="Consolas"/>
+                <w:b w:val="0"/>
+                <w:color w:val="223355"/>
+                <w:sz w:val="18"/>
+              </w:rPr>
+              <w:t>deploy/oracle/deploy.sh</w:t>
             </w:r>
           </w:p>
         </w:tc>
@@ -16832,7 +17417,7 @@
                 <w:color w:val="1A1D24"/>
                 <w:sz w:val="19"/>
               </w:rPr>
-              <w:t xml:space="preserve">VM 야간 </w:t>
+              <w:t>반복 배포: 백업 → pull → 빌드 → 마이그레이션 → 재시작 → health(</w:t>
             </w:r>
             <w:r>
               <w:rPr>
@@ -16841,34 +17426,16 @@
                 <w:color w:val="223355"/>
                 <w:sz w:val="18"/>
               </w:rPr>
-              <w:t>pg_dump</w:t>
-            </w:r>
-            <w:r>
-              <w:rPr>
-                <w:rFonts w:ascii="맑은 고딕" w:hAnsi="맑은 고딕" w:eastAsia="맑은 고딕"/>
-                <w:b w:val="0"/>
-                <w:color w:val="1A1D24"/>
-                <w:sz w:val="19"/>
-              </w:rPr>
-              <w:t xml:space="preserve"> → 내 PC </w:t>
-            </w:r>
-            <w:r>
-              <w:rPr>
-                <w:rFonts w:ascii="Consolas" w:hAnsi="Consolas" w:eastAsia="Consolas"/>
-                <w:b w:val="0"/>
-                <w:color w:val="223355"/>
-                <w:sz w:val="18"/>
-              </w:rPr>
-              <w:t>D:\vidshare-data\backups</w:t>
-            </w:r>
-            <w:r>
-              <w:rPr>
-                <w:rFonts w:ascii="맑은 고딕" w:hAnsi="맑은 고딕" w:eastAsia="맑은 고딕"/>
-                <w:b w:val="0"/>
-                <w:color w:val="1A1D24"/>
-                <w:sz w:val="19"/>
-              </w:rPr>
-              <w:t xml:space="preserve"> 로 매일 가져옴. 복원 연습까지 확인</w:t>
+              <w:t>"db":"ok"</w:t>
+            </w:r>
+            <w:r>
+              <w:rPr>
+                <w:rFonts w:ascii="맑은 고딕" w:hAnsi="맑은 고딕" w:eastAsia="맑은 고딕"/>
+                <w:b w:val="0"/>
+                <w:color w:val="1A1D24"/>
+                <w:sz w:val="19"/>
+              </w:rPr>
+              <w:t>)</w:t>
             </w:r>
           </w:p>
         </w:tc>
@@ -16885,12 +17452,12 @@
             <w:r/>
             <w:r>
               <w:rPr>
-                <w:rFonts w:ascii="맑은 고딕" w:hAnsi="맑은 고딕" w:eastAsia="맑은 고딕"/>
-                <w:b w:val="0"/>
-                <w:color w:val="1A1D24"/>
-                <w:sz w:val="19"/>
-              </w:rPr>
-              <w:t>로컬 DB</w:t>
+                <w:rFonts w:ascii="Consolas" w:hAnsi="Consolas" w:eastAsia="Consolas"/>
+                <w:b w:val="0"/>
+                <w:color w:val="223355"/>
+                <w:sz w:val="18"/>
+              </w:rPr>
+              <w:t>deploy/windows/sync-tunnel-url.ps1</w:t>
             </w:r>
           </w:p>
         </w:tc>
@@ -16910,6 +17477,186 @@
                 <w:color w:val="1A1D24"/>
                 <w:sz w:val="19"/>
               </w:rPr>
+              <w:t>터널 주소가 바뀌면 프론트·콘솔 재배포 (작업 스케줄러, 매시간)</w:t>
+            </w:r>
+          </w:p>
+        </w:tc>
+      </w:tr>
+      <w:tr>
+        <w:tc>
+          <w:tcPr>
+            <w:tcW w:type="dxa" w:w="4824"/>
+          </w:tcPr>
+          <w:p>
+            <w:pPr>
+              <w:spacing w:before="40" w:after="40"/>
+            </w:pPr>
+            <w:r/>
+            <w:r>
+              <w:rPr>
+                <w:rFonts w:ascii="Consolas" w:hAnsi="Consolas" w:eastAsia="Consolas"/>
+                <w:b w:val="0"/>
+                <w:color w:val="223355"/>
+                <w:sz w:val="18"/>
+              </w:rPr>
+              <w:t>deploy/windows/backup-pull.ps1</w:t>
+            </w:r>
+          </w:p>
+        </w:tc>
+        <w:tc>
+          <w:tcPr>
+            <w:tcW w:type="dxa" w:w="4824"/>
+          </w:tcPr>
+          <w:p>
+            <w:pPr>
+              <w:spacing w:before="40" w:after="40"/>
+            </w:pPr>
+            <w:r/>
+            <w:r>
+              <w:rPr>
+                <w:rFonts w:ascii="맑은 고딕" w:hAnsi="맑은 고딕" w:eastAsia="맑은 고딕"/>
+                <w:b w:val="0"/>
+                <w:color w:val="1A1D24"/>
+                <w:sz w:val="19"/>
+              </w:rPr>
+              <w:t xml:space="preserve">서버 야간 </w:t>
+            </w:r>
+            <w:r>
+              <w:rPr>
+                <w:rFonts w:ascii="Consolas" w:hAnsi="Consolas" w:eastAsia="Consolas"/>
+                <w:b w:val="0"/>
+                <w:color w:val="223355"/>
+                <w:sz w:val="18"/>
+              </w:rPr>
+              <w:t>pg_dump</w:t>
+            </w:r>
+            <w:r>
+              <w:rPr>
+                <w:rFonts w:ascii="맑은 고딕" w:hAnsi="맑은 고딕" w:eastAsia="맑은 고딕"/>
+                <w:b w:val="0"/>
+                <w:color w:val="1A1D24"/>
+                <w:sz w:val="19"/>
+              </w:rPr>
+              <w:t xml:space="preserve"> + 업로드 파일을 내 PC D 드라이브로 (매일)</w:t>
+            </w:r>
+          </w:p>
+        </w:tc>
+      </w:tr>
+      <w:tr>
+        <w:tc>
+          <w:tcPr>
+            <w:tcW w:type="dxa" w:w="4824"/>
+          </w:tcPr>
+          <w:p>
+            <w:pPr>
+              <w:spacing w:before="40" w:after="40"/>
+            </w:pPr>
+            <w:r/>
+            <w:r>
+              <w:rPr>
+                <w:rFonts w:ascii="Consolas" w:hAnsi="Consolas" w:eastAsia="Consolas"/>
+                <w:b w:val="0"/>
+                <w:color w:val="223355"/>
+                <w:sz w:val="18"/>
+              </w:rPr>
+              <w:t>deploy/windows/admin-tools.ps1</w:t>
+            </w:r>
+          </w:p>
+        </w:tc>
+        <w:tc>
+          <w:tcPr>
+            <w:tcW w:type="dxa" w:w="4824"/>
+          </w:tcPr>
+          <w:p>
+            <w:pPr>
+              <w:spacing w:before="40" w:after="40"/>
+            </w:pPr>
+            <w:r/>
+            <w:r>
+              <w:rPr>
+                <w:rFonts w:ascii="맑은 고딕" w:hAnsi="맑은 고딕" w:eastAsia="맑은 고딕"/>
+                <w:b w:val="0"/>
+                <w:color w:val="1A1D24"/>
+                <w:sz w:val="19"/>
+              </w:rPr>
+              <w:t>운영 관리자 찾기(</w:t>
+            </w:r>
+            <w:r>
+              <w:rPr>
+                <w:rFonts w:ascii="Consolas" w:hAnsi="Consolas" w:eastAsia="Consolas"/>
+                <w:b w:val="0"/>
+                <w:color w:val="223355"/>
+                <w:sz w:val="18"/>
+              </w:rPr>
+              <w:t>-List</w:t>
+            </w:r>
+            <w:r>
+              <w:rPr>
+                <w:rFonts w:ascii="맑은 고딕" w:hAnsi="맑은 고딕" w:eastAsia="맑은 고딕"/>
+                <w:b w:val="0"/>
+                <w:color w:val="1A1D24"/>
+                <w:sz w:val="19"/>
+              </w:rPr>
+              <w:t>) · 비밀번호 재설정(</w:t>
+            </w:r>
+            <w:r>
+              <w:rPr>
+                <w:rFonts w:ascii="Consolas" w:hAnsi="Consolas" w:eastAsia="Consolas"/>
+                <w:b w:val="0"/>
+                <w:color w:val="223355"/>
+                <w:sz w:val="18"/>
+              </w:rPr>
+              <w:t>-Reset</w:t>
+            </w:r>
+            <w:r>
+              <w:rPr>
+                <w:rFonts w:ascii="맑은 고딕" w:hAnsi="맑은 고딕" w:eastAsia="맑은 고딕"/>
+                <w:b w:val="0"/>
+                <w:color w:val="1A1D24"/>
+                <w:sz w:val="19"/>
+              </w:rPr>
+              <w:t>)</w:t>
+            </w:r>
+          </w:p>
+        </w:tc>
+      </w:tr>
+      <w:tr>
+        <w:tc>
+          <w:tcPr>
+            <w:tcW w:type="dxa" w:w="4824"/>
+          </w:tcPr>
+          <w:p>
+            <w:pPr>
+              <w:spacing w:before="40" w:after="40"/>
+            </w:pPr>
+            <w:r/>
+            <w:r>
+              <w:rPr>
+                <w:rFonts w:ascii="맑은 고딕" w:hAnsi="맑은 고딕" w:eastAsia="맑은 고딕"/>
+                <w:b w:val="0"/>
+                <w:color w:val="1A1D24"/>
+                <w:sz w:val="19"/>
+              </w:rPr>
+              <w:t>로컬 DB</w:t>
+            </w:r>
+          </w:p>
+        </w:tc>
+        <w:tc>
+          <w:tcPr>
+            <w:tcW w:type="dxa" w:w="4824"/>
+          </w:tcPr>
+          <w:p>
+            <w:pPr>
+              <w:spacing w:before="40" w:after="40"/>
+            </w:pPr>
+            <w:r/>
+            <w:r>
+              <w:rPr>
+                <w:rFonts w:ascii="맑은 고딕" w:hAnsi="맑은 고딕" w:eastAsia="맑은 고딕"/>
+                <w:b w:val="0"/>
+                <w:color w:val="1A1D24"/>
+                <w:sz w:val="19"/>
+              </w:rPr>
               <w:t xml:space="preserve">내 PC 의 PostgreSQL 16 (데이터 </w:t>
             </w:r>
             <w:r>
@@ -16947,7 +17694,43 @@
           <w:color w:val="1A1D24"/>
           <w:sz w:val="21"/>
         </w:rPr>
-        <w:t xml:space="preserve">세 호스트를 </w:t>
+        <w:t>프론트(</w:t>
+      </w:r>
+      <w:r>
+        <w:rPr>
+          <w:rFonts w:ascii="Consolas" w:hAnsi="Consolas" w:eastAsia="Consolas"/>
+          <w:b w:val="0"/>
+          <w:color w:val="223355"/>
+          <w:sz w:val="20"/>
+        </w:rPr>
+        <w:t>workers.dev</w:t>
+      </w:r>
+      <w:r>
+        <w:rPr>
+          <w:rFonts w:ascii="맑은 고딕" w:hAnsi="맑은 고딕" w:eastAsia="맑은 고딕"/>
+          <w:b w:val="0"/>
+          <w:color w:val="1A1D24"/>
+          <w:sz w:val="21"/>
+        </w:rPr>
+        <w:t>)와 API(</w:t>
+      </w:r>
+      <w:r>
+        <w:rPr>
+          <w:rFonts w:ascii="Consolas" w:hAnsi="Consolas" w:eastAsia="Consolas"/>
+          <w:b w:val="0"/>
+          <w:color w:val="223355"/>
+          <w:sz w:val="20"/>
+        </w:rPr>
+        <w:t>trycloudflare.com</w:t>
+      </w:r>
+      <w:r>
+        <w:rPr>
+          <w:rFonts w:ascii="맑은 고딕" w:hAnsi="맑은 고딕" w:eastAsia="맑은 고딕"/>
+          <w:b w:val="0"/>
+          <w:color w:val="1A1D24"/>
+          <w:sz w:val="21"/>
+        </w:rPr>
+        <w:t xml:space="preserve">)가 </w:t>
       </w:r>
       <w:r>
         <w:rPr>
@@ -16956,7 +17739,7 @@
           <w:color w:val="1A1D24"/>
           <w:sz w:val="21"/>
         </w:rPr>
-        <w:t>한 도메인 아래</w:t>
+        <w:t>서로 다른 사이트</w:t>
       </w:r>
       <w:r>
         <w:rPr>
@@ -16965,7 +17748,7 @@
           <w:color w:val="1A1D24"/>
           <w:sz w:val="21"/>
         </w:rPr>
-        <w:t xml:space="preserve">에 두는 것이 핵심이다 — 그래야 </w:t>
+        <w:t xml:space="preserve">라 세션 쿠키를 </w:t>
       </w:r>
       <w:r>
         <w:rPr>
@@ -16974,7 +17757,7 @@
           <w:color w:val="223355"/>
           <w:sz w:val="20"/>
         </w:rPr>
-        <w:t>SameSite=Lax</w:t>
+        <w:t>SameSite=None; Secure</w:t>
       </w:r>
       <w:r>
         <w:rPr>
@@ -16983,7 +17766,7 @@
           <w:color w:val="1A1D24"/>
           <w:sz w:val="21"/>
         </w:rPr>
-        <w:t xml:space="preserve"> 세션 쿠키가 API 요청에 실린다(7.3).</w:t>
+        <w:t xml:space="preserve"> 로 보낸다(7.3). Chrome·Edge 에서는 로그인·실시간 메시지·알림까지 동작하는 것을 브라우저 자동화로 확인했다.</w:t>
       </w:r>
     </w:p>
     <w:p>
@@ -16994,7 +17777,7 @@
           <w:color w:val="1A1D24"/>
           <w:sz w:val="21"/>
         </w:rPr>
-        <w:t>현재 상태</w:t>
+        <w:t>알려진 한계</w:t>
       </w:r>
       <w:r>
         <w:rPr>
@@ -17003,7 +17786,7 @@
           <w:color w:val="1A1D24"/>
           <w:sz w:val="21"/>
         </w:rPr>
-        <w:t xml:space="preserve">: 프론트 2종은 배포되어 있으나 공개 백엔드가 연결되기 전이라 </w:t>
+        <w:t xml:space="preserve"> — 터널 주소가 바뀌면 최대 1시간 동안 프론트가 옛 주소를 본다(내 PC 가 꺼져 있으면 더 길어진다). 서드파티 쿠키를 막는 Safari 에서는 로그인이 안 될 수 있다. 둘 다 </w:t>
       </w:r>
       <w:r>
         <w:rPr>
@@ -17012,7 +17795,7 @@
           <w:color w:val="1A1D24"/>
           <w:sz w:val="21"/>
         </w:rPr>
-        <w:t>UI 확인용</w:t>
+        <w:t>도메인 + Cloudflare 고정 터널</w:t>
       </w:r>
       <w:r>
         <w:rPr>
@@ -17021,7 +17804,43 @@
           <w:color w:val="1A1D24"/>
           <w:sz w:val="21"/>
         </w:rPr>
-        <w:t>이다. VM 구축과 도메인 연결만 남았고, 전체 기능은 로컬 실행으로 확인할 수 있다.</w:t>
+        <w:t xml:space="preserve">로 해결되며, 그러면 세 호스트가 한 도메인 아래로 들어와 쿠키도 </w:t>
+      </w:r>
+      <w:r>
+        <w:rPr>
+          <w:rFonts w:ascii="Consolas" w:hAnsi="Consolas" w:eastAsia="Consolas"/>
+          <w:b w:val="0"/>
+          <w:color w:val="223355"/>
+          <w:sz w:val="20"/>
+        </w:rPr>
+        <w:t>SameSite=Lax</w:t>
+      </w:r>
+      <w:r>
+        <w:rPr>
+          <w:rFonts w:ascii="맑은 고딕" w:hAnsi="맑은 고딕" w:eastAsia="맑은 고딕"/>
+          <w:b w:val="0"/>
+          <w:color w:val="1A1D24"/>
+          <w:sz w:val="21"/>
+        </w:rPr>
+        <w:t xml:space="preserve"> 로 돌아갈 수 있다. 준비한 </w:t>
+      </w:r>
+      <w:r>
+        <w:rPr>
+          <w:rFonts w:ascii="Consolas" w:hAnsi="Consolas" w:eastAsia="Consolas"/>
+          <w:b w:val="0"/>
+          <w:color w:val="223355"/>
+          <w:sz w:val="20"/>
+        </w:rPr>
+        <w:t>setup-vm.sh</w:t>
+      </w:r>
+      <w:r>
+        <w:rPr>
+          <w:rFonts w:ascii="맑은 고딕" w:hAnsi="맑은 고딕" w:eastAsia="맑은 고딕"/>
+          <w:b w:val="0"/>
+          <w:color w:val="1A1D24"/>
+          <w:sz w:val="21"/>
+        </w:rPr>
+        <w:t>(Caddy 구성)도 그 경로다.</w:t>
       </w:r>
     </w:p>
     <w:p>
@@ -17291,7 +18110,7 @@
           <w:color w:val="1A1D24"/>
           <w:sz w:val="21"/>
         </w:rPr>
-        <w:t xml:space="preserve">Oracle VM 구축 · 도메인 연결 → 프론트 재배포로 </w:t>
+        <w:t xml:space="preserve">Oracle VM 운영 배포 — </w:t>
       </w:r>
       <w:r>
         <w:rPr>
@@ -17300,7 +18119,7 @@
           <w:color w:val="1A1D24"/>
           <w:sz w:val="21"/>
         </w:rPr>
-        <w:t>동작하는 라이브 데모</w:t>
+        <w:t>완료 (103)</w:t>
       </w:r>
       <w:r>
         <w:rPr>
@@ -17309,7 +18128,7 @@
           <w:color w:val="1A1D24"/>
           <w:sz w:val="21"/>
         </w:rPr>
-        <w:t xml:space="preserve"> 완성</w:t>
+        <w:t>. 남은 것: 도메인 + 고정 터널로 주소 고정, Safari 대응</w:t>
       </w:r>
     </w:p>
     <w:p>
